--- a/Volume 1/Chapter 04 - Databases/SPA_Vol1_Ch4_Lesson4_13_Transactions.docx
+++ b/Volume 1/Chapter 04 - Databases/SPA_Vol1_Ch4_Lesson4_13_Transactions.docx
@@ -173,7 +173,7 @@
         <w:keepNext/>
       </w:pPr>
       <w:r>
-        <w:t>INSERT INTO contacts (name, email, phone) VALUES (?, ?, ?);</w:t>
+        <w:t>INSERT INTO contacts_c (name, email, phone) VALUES (?, ?, ?);</w:t>
       </w:r>
     </w:p>
     <w:p>
@@ -182,7 +182,7 @@
         <w:keepNext/>
       </w:pPr>
       <w:r>
-        <w:t>UPDATE contacts SET group_id = ? WHERE id = ?;</w:t>
+        <w:t>UPDATE contacts_c SET group_id = ? WHERE id = ?;</w:t>
       </w:r>
     </w:p>
     <w:p>
@@ -236,7 +236,7 @@
         <w:pStyle w:val="ListBullet"/>
       </w:pPr>
       <w:r>
-        <w:t>You will also meet BEGIN and BEGIN WORK: other spellings of START TRANSACTION. The SQL above is what each program sends, through its connector's own calls and with its own placeholders (Lesson 4.5).</w:t>
+        <w:t>You will also meet BEGIN and BEGIN WORK: other spellings of START TRANSACTION. The SQL above is what each program sends, through its connector's own calls and with its own placeholders (Lesson 4.5). contacts_c is the C programs' table; remember, each language has its own tables and its own reset file, so the other programs send the same statements to contacts_cpp, contacts_go, and so on, and their groups live in contact_groups_cpp, contact_groups_go, and so on.</w:t>
       </w:r>
     </w:p>
     <w:p>
@@ -331,7 +331,7 @@
         <w:keepNext/>
       </w:pPr>
       <w:r>
-        <w:t>INSERT INTO contacts ...       id 4, not saved yet   id 5, not saved yet</w:t>
+        <w:t>INSERT INTO contacts_c ...     id 4, not saved yet   id 5, not saved yet</w:t>
       </w:r>
     </w:p>
     <w:p>
@@ -340,7 +340,7 @@
         <w:keepNext/>
       </w:pPr>
       <w:r>
-        <w:t>UPDATE contacts SET group_id   group 1, not saved    group 1, not saved</w:t>
+        <w:t>UPDATE contacts_c SET ...      group 1, not saved    group 1, not saved</w:t>
       </w:r>
     </w:p>
     <w:p>
@@ -743,7 +743,7 @@
         <w:keepNext/>
       </w:pPr>
       <w:r>
-        <w:t>Setup: Reset contacts and contact_groups (Lesson 4.11's Data Reset)</w:t>
+        <w:t>Setup: Reset the Language's Two Tables (Lesson 4.11's Data Reset)</w:t>
       </w:r>
     </w:p>
     <w:p>
@@ -881,7 +881,7 @@
         <w:pStyle w:val="ListBullet"/>
       </w:pPr>
       <w:r>
-        <w:t>Project Setup's Data Reset is Lesson 4.11's, unchanged: it drops contacts, then contact_groups, creates both again with group_id and its FOREIGN KEY, and inserts Lesson 4.6's three contacts with no group. Every Build and Run block runs the reset file again before its program.</w:t>
+        <w:t>Project Setup's Data Reset is Lesson 4.11's: each language has its own two tables, contacts_c and contact_groups_c for C, contacts_cpp and contact_groups_cpp for C++, and so on for C#, Go, Python, and TypeScript, each pair reset by its own file. A reset file drops the contacts table, then the groups table, creates both again with group_id and its FOREIGN KEY, and inserts Lesson 4.6's three contacts with no group. Every Build and Run block runs its language's reset file again before its program.</w:t>
       </w:r>
     </w:p>
     <w:p>
@@ -897,7 +897,7 @@
         <w:pStyle w:val="ListBullet"/>
       </w:pPr>
       <w:r>
-        <w:t>Every program then runs two transactions through its connector's own calls. Each prints Started transaction, inserts a contact with parameters and prints Inserted contact, the name, and the new id, then runs UPDATE contacts SET group_id = ? WHERE id = ? and prints Assigned contact, the id, the group, and the rows matched. The first, Katherine Johnson, ends with COMMIT and prints Committed; the second, Margaret Hamilton, ends with ROLLBACK and prints Rolled back.</w:t>
+        <w:t>Every program then runs two transactions through its connector's own calls. Each prints Started transaction, inserts a contact with parameters and prints Inserted contact, the name, and the new id, then runs UPDATE contacts_c SET group_id = ? WHERE id = ?, with its own language's table, and prints Assigned contact, the id, the group, and the rows matched. The first, Katherine Johnson, ends with COMMIT and prints Committed; the second, Margaret Hamilton, ends with ROLLBACK and prints Rolled back.</w:t>
       </w:r>
     </w:p>
     <w:p>
@@ -962,7 +962,47 @@
         <w:keepNext/>
       </w:pPr>
       <w:r>
-        <w:t xml:space="preserve">  sql/reset_contacts.sql</w:t>
+        <w:t xml:space="preserve">  sql/reset_contacts_c.sql</w:t>
+      </w:r>
+    </w:p>
+    <w:p>
+      <w:pPr>
+        <w:pStyle w:val="CommandBlock"/>
+      </w:pPr>
+      <w:r>
+        <w:t xml:space="preserve">  sql/reset_contacts_cpp.sql</w:t>
+      </w:r>
+    </w:p>
+    <w:p>
+      <w:pPr>
+        <w:pStyle w:val="CommandBlock"/>
+      </w:pPr>
+      <w:r>
+        <w:t xml:space="preserve">  sql/reset_contacts_csharp.sql</w:t>
+      </w:r>
+    </w:p>
+    <w:p>
+      <w:pPr>
+        <w:pStyle w:val="CommandBlock"/>
+      </w:pPr>
+      <w:r>
+        <w:t xml:space="preserve">  sql/reset_contacts_go.sql</w:t>
+      </w:r>
+    </w:p>
+    <w:p>
+      <w:pPr>
+        <w:pStyle w:val="CommandBlock"/>
+      </w:pPr>
+      <w:r>
+        <w:t xml:space="preserve">  sql/reset_contacts_python.sql</w:t>
+      </w:r>
+    </w:p>
+    <w:p>
+      <w:pPr>
+        <w:pStyle w:val="CommandBlock"/>
+      </w:pPr>
+      <w:r>
+        <w:t xml:space="preserve">  sql/reset_contacts_typescript.sql</w:t>
       </w:r>
     </w:p>
     <w:p>
@@ -2197,20 +2237,20 @@
     </w:p>
     <w:p>
       <w:r>
-        <w:t>This step resets both lesson tables to a known state, with Lesson 4.11's reset file, unchanged. It drops contacts and contact_groups, with any rows earlier lessons or your own experiments left in them, creates contact_groups empty, creates contacts with group_id and its foreign key, and inserts Lesson 4.6's three contacts, none of them in a group. The programs add a group and a contact, so every run must start from exactly this state; that is why every Build and Run block runs this file again. The rows it r</w:t>
-      </w:r>
-      <w:r>
-        <w:t>emoves were practice rows; the Chapter 4 project keeps its own data and never resets it.</w:t>
-      </w:r>
-    </w:p>
-    <w:p>
-      <w:pPr>
-        <w:keepNext/>
-      </w:pPr>
-    </w:p>
-    <w:p>
-      <w:r>
-        <w:t>Remember, DROP TABLE contacts comes first, because contacts' foreign key points at contact_groups, and contact_groups is created first, because the foreign key must name a table that exists (Lesson 4.11). Each statement ends with a semicolon (Lesson 4.3).</w:t>
+        <w:t xml:space="preserve">This step resets each language's two lesson tables to a known state, with Lesson 4.11's reset files. Remember, each language has its own tables and its own reset file: reset_contacts_c.sql resets contacts_c and contact_groups_c, and never touches another language's rows. Each file drops its two tables, with any rows earlier lessons or your own experiments left in them, creates the groups table empty, creates the contacts table with group_id and its foreign key, and inserts Lesson 4.6's three contacts, none </w:t>
+      </w:r>
+      <w:r>
+        <w:t>of them in a group. The six files differ only in the language's name. The programs add a group and a contact, so every run must start from exactly this state; that is why every Build and Run block runs its language's file again. The rows it removes were practice rows; the Chapter 4 project keeps its own data and never resets it.</w:t>
+      </w:r>
+    </w:p>
+    <w:p>
+      <w:pPr>
+        <w:keepNext/>
+      </w:pPr>
+    </w:p>
+    <w:p>
+      <w:r>
+        <w:t>Remember, DROP TABLE contacts_c comes first, because its foreign key points at contact_groups_c, and contact_groups_c is created first, because the foreign key must name a table that exists (Lesson 4.11). Each statement ends with a semicolon (Lesson 4.3).</w:t>
       </w:r>
     </w:p>
     <w:p>
@@ -2223,115 +2263,123 @@
         <w:pStyle w:val="Heading3"/>
       </w:pPr>
       <w:r>
-        <w:t>sql/reset_contacts.sql</w:t>
-      </w:r>
-    </w:p>
-    <w:p>
-      <w:pPr>
-        <w:pStyle w:val="SourceCode"/>
-        <w:keepNext/>
-      </w:pPr>
-      <w:r>
-        <w:t>-- Lesson 4.11's known state. This file resets both lesson tables: it</w:t>
-      </w:r>
-    </w:p>
-    <w:p>
-      <w:pPr>
-        <w:pStyle w:val="SourceCode"/>
-        <w:keepNext/>
-      </w:pPr>
-      <w:r>
-        <w:t>-- drops them, with any rows earlier lessons or your own experiments left</w:t>
-      </w:r>
-    </w:p>
-    <w:p>
-      <w:pPr>
-        <w:pStyle w:val="SourceCode"/>
-      </w:pPr>
-      <w:r>
-        <w:t>-- in them, and builds them again: an empty contact_groups table, and the</w:t>
-      </w:r>
-    </w:p>
-    <w:p>
-      <w:pPr>
-        <w:pStyle w:val="SourceCode"/>
-      </w:pPr>
-      <w:r>
-        <w:t>-- contacts table with a group_id column and Lesson 4.6's three contacts,</w:t>
-      </w:r>
-    </w:p>
-    <w:p>
-      <w:pPr>
-        <w:pStyle w:val="SourceCode"/>
-      </w:pPr>
-      <w:r>
-        <w:t>-- none of them in a group yet.</w:t>
-      </w:r>
-    </w:p>
-    <w:p>
-      <w:pPr>
-        <w:pStyle w:val="SourceCode"/>
-      </w:pPr>
-    </w:p>
-    <w:p>
-      <w:pPr>
-        <w:pStyle w:val="SourceCode"/>
-      </w:pPr>
-      <w:r>
-        <w:t>-- Remove the old tables and every row in them (Lesson 4.4). contacts goes</w:t>
-      </w:r>
-    </w:p>
-    <w:p>
-      <w:pPr>
-        <w:pStyle w:val="SourceCode"/>
-      </w:pPr>
-      <w:r>
-        <w:t>-- first: its rows point at contact_groups, and the server refuses to drop</w:t>
-      </w:r>
-    </w:p>
-    <w:p>
-      <w:pPr>
-        <w:pStyle w:val="SourceCode"/>
-      </w:pPr>
-      <w:r>
-        <w:t>-- a table that another table's foreign key still points at. IF EXISTS</w:t>
-      </w:r>
-    </w:p>
-    <w:p>
-      <w:pPr>
-        <w:pStyle w:val="SourceCode"/>
-      </w:pPr>
-      <w:r>
-        <w:t>-- skips a table that is not there yet.</w:t>
-      </w:r>
-    </w:p>
-    <w:p>
-      <w:pPr>
-        <w:pStyle w:val="SourceCode"/>
-      </w:pPr>
-      <w:r>
-        <w:t>DROP TABLE IF EXISTS contacts;</w:t>
-      </w:r>
-    </w:p>
-    <w:p>
-      <w:pPr>
-        <w:pStyle w:val="SourceCode"/>
-      </w:pPr>
-      <w:r>
-        <w:t>DROP TABLE IF EXISTS contact_groups;</w:t>
-      </w:r>
-    </w:p>
-    <w:p>
-      <w:pPr>
-        <w:pStyle w:val="SourceCode"/>
-      </w:pPr>
-    </w:p>
-    <w:p>
-      <w:pPr>
-        <w:pStyle w:val="SourceCode"/>
-      </w:pPr>
-      <w:r>
-        <w:t>-- The new table: one row per group. id is numbered by the server, like</w:t>
+        <w:t>sql/reset_contacts_c.sql</w:t>
+      </w:r>
+    </w:p>
+    <w:p>
+      <w:pPr>
+        <w:pStyle w:val="SourceCode"/>
+        <w:keepNext/>
+      </w:pPr>
+      <w:r>
+        <w:t>-- Lesson 4.11's known state for C. This file resets the C programs' own two</w:t>
+      </w:r>
+    </w:p>
+    <w:p>
+      <w:pPr>
+        <w:pStyle w:val="SourceCode"/>
+        <w:keepNext/>
+      </w:pPr>
+      <w:r>
+        <w:t>-- tables, contact_groups_c and contacts_c: it drops them, with any rows</w:t>
+      </w:r>
+    </w:p>
+    <w:p>
+      <w:pPr>
+        <w:pStyle w:val="SourceCode"/>
+      </w:pPr>
+      <w:r>
+        <w:t>-- earlier lessons or your own experiments left in them, and builds them</w:t>
+      </w:r>
+    </w:p>
+    <w:p>
+      <w:pPr>
+        <w:pStyle w:val="SourceCode"/>
+      </w:pPr>
+      <w:r>
+        <w:t>-- again: an empty contact_groups_c table, and the contacts_c table with a</w:t>
+      </w:r>
+    </w:p>
+    <w:p>
+      <w:pPr>
+        <w:pStyle w:val="SourceCode"/>
+      </w:pPr>
+      <w:r>
+        <w:t>-- group_id column and Lesson 4.6's three contacts, none of them in a group</w:t>
+      </w:r>
+    </w:p>
+    <w:p>
+      <w:pPr>
+        <w:pStyle w:val="SourceCode"/>
+      </w:pPr>
+      <w:r>
+        <w:t>-- yet.</w:t>
+      </w:r>
+    </w:p>
+    <w:p>
+      <w:pPr>
+        <w:pStyle w:val="SourceCode"/>
+      </w:pPr>
+    </w:p>
+    <w:p>
+      <w:pPr>
+        <w:pStyle w:val="SourceCode"/>
+      </w:pPr>
+      <w:r>
+        <w:t>-- Remove the old tables and every row in them (Lesson 4.4). contacts_c goes</w:t>
+      </w:r>
+    </w:p>
+    <w:p>
+      <w:pPr>
+        <w:pStyle w:val="SourceCode"/>
+      </w:pPr>
+      <w:r>
+        <w:t>-- first: its rows point at contact_groups_c, and the server refuses to drop</w:t>
+      </w:r>
+    </w:p>
+    <w:p>
+      <w:pPr>
+        <w:pStyle w:val="SourceCode"/>
+      </w:pPr>
+      <w:r>
+        <w:t>-- a table that another table's foreign key still points at. IF EXISTS skips</w:t>
+      </w:r>
+    </w:p>
+    <w:p>
+      <w:pPr>
+        <w:pStyle w:val="SourceCode"/>
+      </w:pPr>
+      <w:r>
+        <w:t>-- a table that is not there yet.</w:t>
+      </w:r>
+    </w:p>
+    <w:p>
+      <w:pPr>
+        <w:pStyle w:val="SourceCode"/>
+      </w:pPr>
+      <w:r>
+        <w:t>DROP TABLE IF EXISTS contacts_c;</w:t>
+      </w:r>
+    </w:p>
+    <w:p>
+      <w:pPr>
+        <w:pStyle w:val="SourceCode"/>
+      </w:pPr>
+      <w:r>
+        <w:t>DROP TABLE IF EXISTS contact_groups_c;</w:t>
+      </w:r>
+    </w:p>
+    <w:p>
+      <w:pPr>
+        <w:pStyle w:val="SourceCode"/>
+      </w:pPr>
+    </w:p>
+    <w:p>
+      <w:pPr>
+        <w:pStyle w:val="SourceCode"/>
+      </w:pPr>
+      <w:r>
+        <w:t>-- The groups table: one row per group. id is numbered by the server, like</w:t>
       </w:r>
     </w:p>
     <w:p>
@@ -2363,7 +2411,7 @@
         <w:pStyle w:val="SourceCode"/>
       </w:pPr>
       <w:r>
-        <w:t>CREATE TABLE contact_groups (</w:t>
+        <w:t>CREATE TABLE contact_groups_c (</w:t>
       </w:r>
     </w:p>
     <w:p>
@@ -2416,15 +2464,380 @@
         <w:pStyle w:val="SourceCode"/>
       </w:pPr>
       <w:r>
-        <w:t>-- makes the server check every value: group_id must be NULL or an id</w:t>
-      </w:r>
-    </w:p>
-    <w:p>
-      <w:pPr>
-        <w:pStyle w:val="SourceCode"/>
-      </w:pPr>
-      <w:r>
-        <w:t>-- that contact_groups really has. contact_groups is created first,</w:t>
+        <w:t>-- makes the server check every value: group_id must be NULL or an id that</w:t>
+      </w:r>
+    </w:p>
+    <w:p>
+      <w:pPr>
+        <w:pStyle w:val="SourceCode"/>
+      </w:pPr>
+      <w:r>
+        <w:t>-- contact_groups_c really has. contact_groups_c is created first, because</w:t>
+      </w:r>
+    </w:p>
+    <w:p>
+      <w:pPr>
+        <w:pStyle w:val="SourceCode"/>
+      </w:pPr>
+      <w:r>
+        <w:t>-- the foreign key must name a table that already exists.</w:t>
+      </w:r>
+    </w:p>
+    <w:p>
+      <w:pPr>
+        <w:pStyle w:val="SourceCode"/>
+      </w:pPr>
+      <w:r>
+        <w:t>CREATE TABLE contacts_c (</w:t>
+      </w:r>
+    </w:p>
+    <w:p>
+      <w:pPr>
+        <w:pStyle w:val="SourceCode"/>
+      </w:pPr>
+      <w:r>
+        <w:t xml:space="preserve">    id       INT AUTO_INCREMENT PRIMARY KEY,</w:t>
+      </w:r>
+    </w:p>
+    <w:p>
+      <w:pPr>
+        <w:pStyle w:val="SourceCode"/>
+      </w:pPr>
+      <w:r>
+        <w:t xml:space="preserve">    name     VARCHAR(100) NOT NULL,</w:t>
+      </w:r>
+    </w:p>
+    <w:p>
+      <w:pPr>
+        <w:pStyle w:val="SourceCode"/>
+      </w:pPr>
+      <w:r>
+        <w:t xml:space="preserve">    email    VARCHAR(254) NOT NULL UNIQUE,</w:t>
+      </w:r>
+    </w:p>
+    <w:p>
+      <w:pPr>
+        <w:pStyle w:val="SourceCode"/>
+      </w:pPr>
+      <w:r>
+        <w:t xml:space="preserve">    phone    VARCHAR(20)  NULL,</w:t>
+      </w:r>
+    </w:p>
+    <w:p>
+      <w:pPr>
+        <w:pStyle w:val="SourceCode"/>
+      </w:pPr>
+      <w:r>
+        <w:t xml:space="preserve">    group_id INT          NULL,</w:t>
+      </w:r>
+    </w:p>
+    <w:p>
+      <w:pPr>
+        <w:pStyle w:val="SourceCode"/>
+      </w:pPr>
+      <w:r>
+        <w:t xml:space="preserve">    FOREIGN KEY (group_id) REFERENCES contact_groups_c (id)</w:t>
+      </w:r>
+    </w:p>
+    <w:p>
+      <w:pPr>
+        <w:pStyle w:val="SourceCode"/>
+      </w:pPr>
+      <w:r>
+        <w:t>) CHARACTER SET utf8mb4;</w:t>
+      </w:r>
+    </w:p>
+    <w:p>
+      <w:pPr>
+        <w:pStyle w:val="SourceCode"/>
+      </w:pPr>
+    </w:p>
+    <w:p>
+      <w:pPr>
+        <w:pStyle w:val="SourceCode"/>
+      </w:pPr>
+      <w:r>
+        <w:t>-- Lesson 4.6's three contacts, ids 1, 2, 3. group_id is left out, so it</w:t>
+      </w:r>
+    </w:p>
+    <w:p>
+      <w:pPr>
+        <w:pStyle w:val="SourceCode"/>
+      </w:pPr>
+      <w:r>
+        <w:t>-- starts as NULL: no contact is in a group yet.</w:t>
+      </w:r>
+    </w:p>
+    <w:p>
+      <w:pPr>
+        <w:pStyle w:val="SourceCode"/>
+      </w:pPr>
+      <w:r>
+        <w:t>INSERT INTO contacts_c (name, email, phone)</w:t>
+      </w:r>
+    </w:p>
+    <w:p>
+      <w:pPr>
+        <w:pStyle w:val="SourceCode"/>
+      </w:pPr>
+      <w:r>
+        <w:t xml:space="preserve">    VALUES ('Ada Lovelace', 'ada@example.com', '555-0100');</w:t>
+      </w:r>
+    </w:p>
+    <w:p>
+      <w:pPr>
+        <w:pStyle w:val="SourceCode"/>
+      </w:pPr>
+      <w:r>
+        <w:t>INSERT INTO contacts_c (name, email, phone)</w:t>
+      </w:r>
+    </w:p>
+    <w:p>
+      <w:pPr>
+        <w:pStyle w:val="SourceCode"/>
+        <w:keepNext/>
+      </w:pPr>
+      <w:r>
+        <w:t xml:space="preserve">    VALUES ('Grace Hopper', 'grace@example.com', NULL);</w:t>
+      </w:r>
+    </w:p>
+    <w:p>
+      <w:pPr>
+        <w:pStyle w:val="SourceCode"/>
+        <w:keepNext/>
+      </w:pPr>
+      <w:r>
+        <w:t>INSERT INTO contacts_c (name, email, phone)</w:t>
+      </w:r>
+    </w:p>
+    <w:p>
+      <w:pPr>
+        <w:pStyle w:val="SourceCode"/>
+      </w:pPr>
+      <w:r>
+        <w:t xml:space="preserve">    VALUES ('Alan Turing', 'alan@example.com', '555-0102');</w:t>
+      </w:r>
+    </w:p>
+    <w:p>
+      <w:pPr>
+        <w:keepNext/>
+      </w:pPr>
+    </w:p>
+    <w:p>
+      <w:pPr>
+        <w:pStyle w:val="Heading3"/>
+      </w:pPr>
+      <w:r>
+        <w:t>sql/reset_contacts_cpp.sql</w:t>
+      </w:r>
+    </w:p>
+    <w:p>
+      <w:pPr>
+        <w:pStyle w:val="SourceCode"/>
+        <w:keepNext/>
+      </w:pPr>
+      <w:r>
+        <w:t>-- Lesson 4.11's known state for C++. This file resets the C++ programs' own</w:t>
+      </w:r>
+    </w:p>
+    <w:p>
+      <w:pPr>
+        <w:pStyle w:val="SourceCode"/>
+        <w:keepNext/>
+      </w:pPr>
+      <w:r>
+        <w:t>-- two tables, contact_groups_cpp and contacts_cpp: it drops them, with any</w:t>
+      </w:r>
+    </w:p>
+    <w:p>
+      <w:pPr>
+        <w:pStyle w:val="SourceCode"/>
+      </w:pPr>
+      <w:r>
+        <w:t>-- rows earlier lessons or your own experiments left in them, and builds</w:t>
+      </w:r>
+    </w:p>
+    <w:p>
+      <w:pPr>
+        <w:pStyle w:val="SourceCode"/>
+      </w:pPr>
+      <w:r>
+        <w:t>-- them again: an empty contact_groups_cpp table, and the contacts_cpp table</w:t>
+      </w:r>
+    </w:p>
+    <w:p>
+      <w:pPr>
+        <w:pStyle w:val="SourceCode"/>
+      </w:pPr>
+      <w:r>
+        <w:t>-- with a group_id column and Lesson 4.6's three contacts, none of them in a</w:t>
+      </w:r>
+    </w:p>
+    <w:p>
+      <w:pPr>
+        <w:pStyle w:val="SourceCode"/>
+      </w:pPr>
+      <w:r>
+        <w:t>-- group yet.</w:t>
+      </w:r>
+    </w:p>
+    <w:p>
+      <w:pPr>
+        <w:pStyle w:val="SourceCode"/>
+      </w:pPr>
+    </w:p>
+    <w:p>
+      <w:pPr>
+        <w:pStyle w:val="SourceCode"/>
+      </w:pPr>
+      <w:r>
+        <w:t>-- Remove the old tables and every row in them (Lesson 4.4). contacts_cpp</w:t>
+      </w:r>
+    </w:p>
+    <w:p>
+      <w:pPr>
+        <w:pStyle w:val="SourceCode"/>
+      </w:pPr>
+      <w:r>
+        <w:t>-- goes first: its rows point at contact_groups_cpp, and the server refuses</w:t>
+      </w:r>
+    </w:p>
+    <w:p>
+      <w:pPr>
+        <w:pStyle w:val="SourceCode"/>
+      </w:pPr>
+      <w:r>
+        <w:t>-- to drop a table that another table's foreign key still points at. IF</w:t>
+      </w:r>
+    </w:p>
+    <w:p>
+      <w:pPr>
+        <w:pStyle w:val="SourceCode"/>
+      </w:pPr>
+      <w:r>
+        <w:t>-- EXISTS skips a table that is not there yet.</w:t>
+      </w:r>
+    </w:p>
+    <w:p>
+      <w:pPr>
+        <w:pStyle w:val="SourceCode"/>
+      </w:pPr>
+      <w:r>
+        <w:t>DROP TABLE IF EXISTS contacts_cpp;</w:t>
+      </w:r>
+    </w:p>
+    <w:p>
+      <w:pPr>
+        <w:pStyle w:val="SourceCode"/>
+      </w:pPr>
+      <w:r>
+        <w:t>DROP TABLE IF EXISTS contact_groups_cpp;</w:t>
+      </w:r>
+    </w:p>
+    <w:p>
+      <w:pPr>
+        <w:pStyle w:val="SourceCode"/>
+      </w:pPr>
+    </w:p>
+    <w:p>
+      <w:pPr>
+        <w:pStyle w:val="SourceCode"/>
+      </w:pPr>
+      <w:r>
+        <w:t>-- The groups table: one row per group. id is numbered by the server, like</w:t>
+      </w:r>
+    </w:p>
+    <w:p>
+      <w:pPr>
+        <w:pStyle w:val="SourceCode"/>
+      </w:pPr>
+      <w:r>
+        <w:t>-- the contacts' id (Lesson 4.4), and name is the group's name. UNIQUE</w:t>
+      </w:r>
+    </w:p>
+    <w:p>
+      <w:pPr>
+        <w:pStyle w:val="SourceCode"/>
+      </w:pPr>
+      <w:r>
+        <w:t>-- refuses a second group with the same name, as Lesson 4.4's UNIQUE email</w:t>
+      </w:r>
+    </w:p>
+    <w:p>
+      <w:pPr>
+        <w:pStyle w:val="SourceCode"/>
+      </w:pPr>
+      <w:r>
+        <w:t>-- refuses a second contact with the same email.</w:t>
+      </w:r>
+    </w:p>
+    <w:p>
+      <w:pPr>
+        <w:pStyle w:val="SourceCode"/>
+      </w:pPr>
+      <w:r>
+        <w:t>CREATE TABLE contact_groups_cpp (</w:t>
+      </w:r>
+    </w:p>
+    <w:p>
+      <w:pPr>
+        <w:pStyle w:val="SourceCode"/>
+      </w:pPr>
+      <w:r>
+        <w:t xml:space="preserve">    id   INT AUTO_INCREMENT PRIMARY KEY,</w:t>
+      </w:r>
+    </w:p>
+    <w:p>
+      <w:pPr>
+        <w:pStyle w:val="SourceCode"/>
+      </w:pPr>
+      <w:r>
+        <w:t xml:space="preserve">    name VARCHAR(50) NOT NULL UNIQUE</w:t>
+      </w:r>
+    </w:p>
+    <w:p>
+      <w:pPr>
+        <w:pStyle w:val="SourceCode"/>
+      </w:pPr>
+      <w:r>
+        <w:t>) CHARACTER SET utf8mb4;</w:t>
+      </w:r>
+    </w:p>
+    <w:p>
+      <w:pPr>
+        <w:pStyle w:val="SourceCode"/>
+      </w:pPr>
+    </w:p>
+    <w:p>
+      <w:pPr>
+        <w:pStyle w:val="SourceCode"/>
+      </w:pPr>
+      <w:r>
+        <w:t>-- Lesson 4.4's contacts table, with one new column at the end. group_id</w:t>
+      </w:r>
+    </w:p>
+    <w:p>
+      <w:pPr>
+        <w:pStyle w:val="SourceCode"/>
+      </w:pPr>
+      <w:r>
+        <w:t>-- holds the id of the contact's group, or NULL for no group. FOREIGN KEY</w:t>
+      </w:r>
+    </w:p>
+    <w:p>
+      <w:pPr>
+        <w:pStyle w:val="SourceCode"/>
+      </w:pPr>
+      <w:r>
+        <w:t>-- makes the server check every value: group_id must be NULL or an id that</w:t>
+      </w:r>
+    </w:p>
+    <w:p>
+      <w:pPr>
+        <w:pStyle w:val="SourceCode"/>
+      </w:pPr>
+      <w:r>
+        <w:t>-- contact_groups_cpp really has. contact_groups_cpp is created first,</w:t>
       </w:r>
     </w:p>
     <w:p>
@@ -2440,7 +2853,7 @@
         <w:pStyle w:val="SourceCode"/>
       </w:pPr>
       <w:r>
-        <w:t>CREATE TABLE contacts (</w:t>
+        <w:t>CREATE TABLE contacts_cpp (</w:t>
       </w:r>
     </w:p>
     <w:p>
@@ -2488,7 +2901,7 @@
         <w:pStyle w:val="SourceCode"/>
       </w:pPr>
       <w:r>
-        <w:t xml:space="preserve">    FOREIGN KEY (group_id) REFERENCES contact_groups (id)</w:t>
+        <w:t xml:space="preserve">    FOREIGN KEY (group_id) REFERENCES contact_groups_cpp (id)</w:t>
       </w:r>
     </w:p>
     <w:p>
@@ -2525,7 +2938,7 @@
         <w:pStyle w:val="SourceCode"/>
       </w:pPr>
       <w:r>
-        <w:t>INSERT INTO contacts (name, email, phone)</w:t>
+        <w:t>INSERT INTO contacts_cpp (name, email, phone)</w:t>
       </w:r>
     </w:p>
     <w:p>
@@ -2541,7 +2954,7 @@
         <w:pStyle w:val="SourceCode"/>
       </w:pPr>
       <w:r>
-        <w:t>INSERT INTO contacts (name, email, phone)</w:t>
+        <w:t>INSERT INTO contacts_cpp (name, email, phone)</w:t>
       </w:r>
     </w:p>
     <w:p>
@@ -2559,7 +2972,7 @@
         <w:keepNext/>
       </w:pPr>
       <w:r>
-        <w:t>INSERT INTO contacts (name, email, phone)</w:t>
+        <w:t>INSERT INTO contacts_cpp (name, email, phone)</w:t>
       </w:r>
     </w:p>
     <w:p>
@@ -2576,23 +2989,1507 @@
       </w:pPr>
     </w:p>
     <w:p>
-      <w:r>
-        <w:t xml:space="preserve">The first client command is Lesson 4.2's CREATE DATABASE IF NOT EXISTS spa_contacts, so this lesson works even if you start here. The second runs the file. Remember, source is the mysql client's own command, and it runs every statement in a file, in order, printing nothing when they succeed; the client runs its own commands from -e only when --commands is given (Lesson 4.6). On Linux or macOS, &lt; sends the file to the client's input instead, which does the same. The third shows the contacts table. Remember, </w:t>
-      </w:r>
-      <w:r>
-        <w:t>MYSQL_PWD lasts only until the block's last line, -D names the database, and -t prints the answer as a table.</w:t>
-      </w:r>
-    </w:p>
-    <w:p>
-      <w:pPr>
-        <w:keepNext/>
-      </w:pPr>
-    </w:p>
-    <w:p>
       <w:pPr>
         <w:pStyle w:val="Heading3"/>
       </w:pPr>
       <w:r>
+        <w:t>sql/reset_contacts_csharp.sql</w:t>
+      </w:r>
+    </w:p>
+    <w:p>
+      <w:pPr>
+        <w:pStyle w:val="SourceCode"/>
+        <w:keepNext/>
+      </w:pPr>
+      <w:r>
+        <w:t>-- Lesson 4.11's known state for C#. This file resets the C# programs' own</w:t>
+      </w:r>
+    </w:p>
+    <w:p>
+      <w:pPr>
+        <w:pStyle w:val="SourceCode"/>
+        <w:keepNext/>
+      </w:pPr>
+      <w:r>
+        <w:t>-- two tables, contact_groups_csharp and contacts_csharp: it drops them,</w:t>
+      </w:r>
+    </w:p>
+    <w:p>
+      <w:pPr>
+        <w:pStyle w:val="SourceCode"/>
+      </w:pPr>
+      <w:r>
+        <w:t>-- with any rows earlier lessons or your own experiments left in them, and</w:t>
+      </w:r>
+    </w:p>
+    <w:p>
+      <w:pPr>
+        <w:pStyle w:val="SourceCode"/>
+      </w:pPr>
+      <w:r>
+        <w:t>-- builds them again: an empty contact_groups_csharp table, and the</w:t>
+      </w:r>
+    </w:p>
+    <w:p>
+      <w:pPr>
+        <w:pStyle w:val="SourceCode"/>
+      </w:pPr>
+      <w:r>
+        <w:t>-- contacts_csharp table with a group_id column and Lesson 4.6's three</w:t>
+      </w:r>
+    </w:p>
+    <w:p>
+      <w:pPr>
+        <w:pStyle w:val="SourceCode"/>
+      </w:pPr>
+      <w:r>
+        <w:t>-- contacts, none of them in a group yet.</w:t>
+      </w:r>
+    </w:p>
+    <w:p>
+      <w:pPr>
+        <w:pStyle w:val="SourceCode"/>
+      </w:pPr>
+    </w:p>
+    <w:p>
+      <w:pPr>
+        <w:pStyle w:val="SourceCode"/>
+      </w:pPr>
+      <w:r>
+        <w:t>-- Remove the old tables and every row in them (Lesson 4.4). contacts_csharp</w:t>
+      </w:r>
+    </w:p>
+    <w:p>
+      <w:pPr>
+        <w:pStyle w:val="SourceCode"/>
+      </w:pPr>
+      <w:r>
+        <w:t>-- goes first: its rows point at contact_groups_csharp, and the server</w:t>
+      </w:r>
+    </w:p>
+    <w:p>
+      <w:pPr>
+        <w:pStyle w:val="SourceCode"/>
+      </w:pPr>
+      <w:r>
+        <w:t>-- refuses to drop a table that another table's foreign key still points at.</w:t>
+      </w:r>
+    </w:p>
+    <w:p>
+      <w:pPr>
+        <w:pStyle w:val="SourceCode"/>
+      </w:pPr>
+      <w:r>
+        <w:t>-- IF EXISTS skips a table that is not there yet.</w:t>
+      </w:r>
+    </w:p>
+    <w:p>
+      <w:pPr>
+        <w:pStyle w:val="SourceCode"/>
+      </w:pPr>
+      <w:r>
+        <w:t>DROP TABLE IF EXISTS contacts_csharp;</w:t>
+      </w:r>
+    </w:p>
+    <w:p>
+      <w:pPr>
+        <w:pStyle w:val="SourceCode"/>
+      </w:pPr>
+      <w:r>
+        <w:t>DROP TABLE IF EXISTS contact_groups_csharp;</w:t>
+      </w:r>
+    </w:p>
+    <w:p>
+      <w:pPr>
+        <w:pStyle w:val="SourceCode"/>
+      </w:pPr>
+    </w:p>
+    <w:p>
+      <w:pPr>
+        <w:pStyle w:val="SourceCode"/>
+      </w:pPr>
+      <w:r>
+        <w:t>-- The groups table: one row per group. id is numbered by the server, like</w:t>
+      </w:r>
+    </w:p>
+    <w:p>
+      <w:pPr>
+        <w:pStyle w:val="SourceCode"/>
+      </w:pPr>
+      <w:r>
+        <w:t>-- the contacts' id (Lesson 4.4), and name is the group's name. UNIQUE</w:t>
+      </w:r>
+    </w:p>
+    <w:p>
+      <w:pPr>
+        <w:pStyle w:val="SourceCode"/>
+      </w:pPr>
+      <w:r>
+        <w:t>-- refuses a second group with the same name, as Lesson 4.4's UNIQUE email</w:t>
+      </w:r>
+    </w:p>
+    <w:p>
+      <w:pPr>
+        <w:pStyle w:val="SourceCode"/>
+      </w:pPr>
+      <w:r>
+        <w:t>-- refuses a second contact with the same email.</w:t>
+      </w:r>
+    </w:p>
+    <w:p>
+      <w:pPr>
+        <w:pStyle w:val="SourceCode"/>
+      </w:pPr>
+      <w:r>
+        <w:t>CREATE TABLE contact_groups_csharp (</w:t>
+      </w:r>
+    </w:p>
+    <w:p>
+      <w:pPr>
+        <w:pStyle w:val="SourceCode"/>
+      </w:pPr>
+      <w:r>
+        <w:t xml:space="preserve">    id   INT AUTO_INCREMENT PRIMARY KEY,</w:t>
+      </w:r>
+    </w:p>
+    <w:p>
+      <w:pPr>
+        <w:pStyle w:val="SourceCode"/>
+      </w:pPr>
+      <w:r>
+        <w:t xml:space="preserve">    name VARCHAR(50) NOT NULL UNIQUE</w:t>
+      </w:r>
+    </w:p>
+    <w:p>
+      <w:pPr>
+        <w:pStyle w:val="SourceCode"/>
+      </w:pPr>
+      <w:r>
+        <w:t>) CHARACTER SET utf8mb4;</w:t>
+      </w:r>
+    </w:p>
+    <w:p>
+      <w:pPr>
+        <w:pStyle w:val="SourceCode"/>
+      </w:pPr>
+    </w:p>
+    <w:p>
+      <w:pPr>
+        <w:pStyle w:val="SourceCode"/>
+      </w:pPr>
+      <w:r>
+        <w:t>-- Lesson 4.4's contacts table, with one new column at the end. group_id</w:t>
+      </w:r>
+    </w:p>
+    <w:p>
+      <w:pPr>
+        <w:pStyle w:val="SourceCode"/>
+      </w:pPr>
+      <w:r>
+        <w:t>-- holds the id of the contact's group, or NULL for no group. FOREIGN KEY</w:t>
+      </w:r>
+    </w:p>
+    <w:p>
+      <w:pPr>
+        <w:pStyle w:val="SourceCode"/>
+      </w:pPr>
+      <w:r>
+        <w:t>-- makes the server check every value: group_id must be NULL or an id that</w:t>
+      </w:r>
+    </w:p>
+    <w:p>
+      <w:pPr>
+        <w:pStyle w:val="SourceCode"/>
+      </w:pPr>
+      <w:r>
+        <w:t>-- contact_groups_csharp really has. contact_groups_csharp is created first,</w:t>
+      </w:r>
+    </w:p>
+    <w:p>
+      <w:pPr>
+        <w:pStyle w:val="SourceCode"/>
+      </w:pPr>
+      <w:r>
+        <w:t>-- because the foreign key must name a table that already exists.</w:t>
+      </w:r>
+    </w:p>
+    <w:p>
+      <w:pPr>
+        <w:pStyle w:val="SourceCode"/>
+      </w:pPr>
+      <w:r>
+        <w:t>CREATE TABLE contacts_csharp (</w:t>
+      </w:r>
+    </w:p>
+    <w:p>
+      <w:pPr>
+        <w:pStyle w:val="SourceCode"/>
+      </w:pPr>
+      <w:r>
+        <w:t xml:space="preserve">    id       INT AUTO_INCREMENT PRIMARY KEY,</w:t>
+      </w:r>
+    </w:p>
+    <w:p>
+      <w:pPr>
+        <w:pStyle w:val="SourceCode"/>
+      </w:pPr>
+      <w:r>
+        <w:t xml:space="preserve">    name     VARCHAR(100) NOT NULL,</w:t>
+      </w:r>
+    </w:p>
+    <w:p>
+      <w:pPr>
+        <w:pStyle w:val="SourceCode"/>
+      </w:pPr>
+      <w:r>
+        <w:t xml:space="preserve">    email    VARCHAR(254) NOT NULL UNIQUE,</w:t>
+      </w:r>
+    </w:p>
+    <w:p>
+      <w:pPr>
+        <w:pStyle w:val="SourceCode"/>
+      </w:pPr>
+      <w:r>
+        <w:t xml:space="preserve">    phone    VARCHAR(20)  NULL,</w:t>
+      </w:r>
+    </w:p>
+    <w:p>
+      <w:pPr>
+        <w:pStyle w:val="SourceCode"/>
+      </w:pPr>
+      <w:r>
+        <w:t xml:space="preserve">    group_id INT          NULL,</w:t>
+      </w:r>
+    </w:p>
+    <w:p>
+      <w:pPr>
+        <w:pStyle w:val="SourceCode"/>
+      </w:pPr>
+      <w:r>
+        <w:t xml:space="preserve">    FOREIGN KEY (group_id) REFERENCES contact_groups_csharp (id)</w:t>
+      </w:r>
+    </w:p>
+    <w:p>
+      <w:pPr>
+        <w:pStyle w:val="SourceCode"/>
+      </w:pPr>
+      <w:r>
+        <w:t>) CHARACTER SET utf8mb4;</w:t>
+      </w:r>
+    </w:p>
+    <w:p>
+      <w:pPr>
+        <w:pStyle w:val="SourceCode"/>
+      </w:pPr>
+    </w:p>
+    <w:p>
+      <w:pPr>
+        <w:pStyle w:val="SourceCode"/>
+      </w:pPr>
+      <w:r>
+        <w:t>-- Lesson 4.6's three contacts, ids 1, 2, 3. group_id is left out, so it</w:t>
+      </w:r>
+    </w:p>
+    <w:p>
+      <w:pPr>
+        <w:pStyle w:val="SourceCode"/>
+      </w:pPr>
+      <w:r>
+        <w:t>-- starts as NULL: no contact is in a group yet.</w:t>
+      </w:r>
+    </w:p>
+    <w:p>
+      <w:pPr>
+        <w:pStyle w:val="SourceCode"/>
+      </w:pPr>
+      <w:r>
+        <w:t>INSERT INTO contacts_csharp (name, email, phone)</w:t>
+      </w:r>
+    </w:p>
+    <w:p>
+      <w:pPr>
+        <w:pStyle w:val="SourceCode"/>
+      </w:pPr>
+      <w:r>
+        <w:t xml:space="preserve">    VALUES ('Ada Lovelace', 'ada@example.com', '555-0100');</w:t>
+      </w:r>
+    </w:p>
+    <w:p>
+      <w:pPr>
+        <w:pStyle w:val="SourceCode"/>
+      </w:pPr>
+      <w:r>
+        <w:t>INSERT INTO contacts_csharp (name, email, phone)</w:t>
+      </w:r>
+    </w:p>
+    <w:p>
+      <w:pPr>
+        <w:pStyle w:val="SourceCode"/>
+        <w:keepNext/>
+      </w:pPr>
+      <w:r>
+        <w:t xml:space="preserve">    VALUES ('Grace Hopper', 'grace@example.com', NULL);</w:t>
+      </w:r>
+    </w:p>
+    <w:p>
+      <w:pPr>
+        <w:pStyle w:val="SourceCode"/>
+        <w:keepNext/>
+      </w:pPr>
+      <w:r>
+        <w:t>INSERT INTO contacts_csharp (name, email, phone)</w:t>
+      </w:r>
+    </w:p>
+    <w:p>
+      <w:pPr>
+        <w:pStyle w:val="SourceCode"/>
+      </w:pPr>
+      <w:r>
+        <w:t xml:space="preserve">    VALUES ('Alan Turing', 'alan@example.com', '555-0102');</w:t>
+      </w:r>
+    </w:p>
+    <w:p>
+      <w:pPr>
+        <w:keepNext/>
+      </w:pPr>
+    </w:p>
+    <w:p>
+      <w:pPr>
+        <w:pStyle w:val="Heading3"/>
+      </w:pPr>
+      <w:r>
+        <w:t>sql/reset_contacts_go.sql</w:t>
+      </w:r>
+    </w:p>
+    <w:p>
+      <w:pPr>
+        <w:pStyle w:val="SourceCode"/>
+        <w:keepNext/>
+      </w:pPr>
+      <w:r>
+        <w:t>-- Lesson 4.11's known state for Go. This file resets the Go programs' own</w:t>
+      </w:r>
+    </w:p>
+    <w:p>
+      <w:pPr>
+        <w:pStyle w:val="SourceCode"/>
+        <w:keepNext/>
+      </w:pPr>
+      <w:r>
+        <w:t>-- two tables, contact_groups_go and contacts_go: it drops them, with any</w:t>
+      </w:r>
+    </w:p>
+    <w:p>
+      <w:pPr>
+        <w:pStyle w:val="SourceCode"/>
+      </w:pPr>
+      <w:r>
+        <w:t>-- rows earlier lessons or your own experiments left in them, and builds</w:t>
+      </w:r>
+    </w:p>
+    <w:p>
+      <w:pPr>
+        <w:pStyle w:val="SourceCode"/>
+      </w:pPr>
+      <w:r>
+        <w:t>-- them again: an empty contact_groups_go table, and the contacts_go table</w:t>
+      </w:r>
+    </w:p>
+    <w:p>
+      <w:pPr>
+        <w:pStyle w:val="SourceCode"/>
+      </w:pPr>
+      <w:r>
+        <w:t>-- with a group_id column and Lesson 4.6's three contacts, none of them in a</w:t>
+      </w:r>
+    </w:p>
+    <w:p>
+      <w:pPr>
+        <w:pStyle w:val="SourceCode"/>
+      </w:pPr>
+      <w:r>
+        <w:t>-- group yet.</w:t>
+      </w:r>
+    </w:p>
+    <w:p>
+      <w:pPr>
+        <w:pStyle w:val="SourceCode"/>
+      </w:pPr>
+    </w:p>
+    <w:p>
+      <w:pPr>
+        <w:pStyle w:val="SourceCode"/>
+      </w:pPr>
+      <w:r>
+        <w:t>-- Remove the old tables and every row in them (Lesson 4.4). contacts_go</w:t>
+      </w:r>
+    </w:p>
+    <w:p>
+      <w:pPr>
+        <w:pStyle w:val="SourceCode"/>
+      </w:pPr>
+      <w:r>
+        <w:t>-- goes first: its rows point at contact_groups_go, and the server refuses</w:t>
+      </w:r>
+    </w:p>
+    <w:p>
+      <w:pPr>
+        <w:pStyle w:val="SourceCode"/>
+      </w:pPr>
+      <w:r>
+        <w:t>-- to drop a table that another table's foreign key still points at. IF</w:t>
+      </w:r>
+    </w:p>
+    <w:p>
+      <w:pPr>
+        <w:pStyle w:val="SourceCode"/>
+      </w:pPr>
+      <w:r>
+        <w:t>-- EXISTS skips a table that is not there yet.</w:t>
+      </w:r>
+    </w:p>
+    <w:p>
+      <w:pPr>
+        <w:pStyle w:val="SourceCode"/>
+      </w:pPr>
+      <w:r>
+        <w:t>DROP TABLE IF EXISTS contacts_go;</w:t>
+      </w:r>
+    </w:p>
+    <w:p>
+      <w:pPr>
+        <w:pStyle w:val="SourceCode"/>
+      </w:pPr>
+      <w:r>
+        <w:t>DROP TABLE IF EXISTS contact_groups_go;</w:t>
+      </w:r>
+    </w:p>
+    <w:p>
+      <w:pPr>
+        <w:pStyle w:val="SourceCode"/>
+      </w:pPr>
+    </w:p>
+    <w:p>
+      <w:pPr>
+        <w:pStyle w:val="SourceCode"/>
+      </w:pPr>
+      <w:r>
+        <w:t>-- The groups table: one row per group. id is numbered by the server, like</w:t>
+      </w:r>
+    </w:p>
+    <w:p>
+      <w:pPr>
+        <w:pStyle w:val="SourceCode"/>
+      </w:pPr>
+      <w:r>
+        <w:t>-- the contacts' id (Lesson 4.4), and name is the group's name. UNIQUE</w:t>
+      </w:r>
+    </w:p>
+    <w:p>
+      <w:pPr>
+        <w:pStyle w:val="SourceCode"/>
+      </w:pPr>
+      <w:r>
+        <w:t>-- refuses a second group with the same name, as Lesson 4.4's UNIQUE email</w:t>
+      </w:r>
+    </w:p>
+    <w:p>
+      <w:pPr>
+        <w:pStyle w:val="SourceCode"/>
+      </w:pPr>
+      <w:r>
+        <w:t>-- refuses a second contact with the same email.</w:t>
+      </w:r>
+    </w:p>
+    <w:p>
+      <w:pPr>
+        <w:pStyle w:val="SourceCode"/>
+      </w:pPr>
+      <w:r>
+        <w:t>CREATE TABLE contact_groups_go (</w:t>
+      </w:r>
+    </w:p>
+    <w:p>
+      <w:pPr>
+        <w:pStyle w:val="SourceCode"/>
+      </w:pPr>
+      <w:r>
+        <w:t xml:space="preserve">    id   INT AUTO_INCREMENT PRIMARY KEY,</w:t>
+      </w:r>
+    </w:p>
+    <w:p>
+      <w:pPr>
+        <w:pStyle w:val="SourceCode"/>
+      </w:pPr>
+      <w:r>
+        <w:t xml:space="preserve">    name VARCHAR(50) NOT NULL UNIQUE</w:t>
+      </w:r>
+    </w:p>
+    <w:p>
+      <w:pPr>
+        <w:pStyle w:val="SourceCode"/>
+      </w:pPr>
+      <w:r>
+        <w:t>) CHARACTER SET utf8mb4;</w:t>
+      </w:r>
+    </w:p>
+    <w:p>
+      <w:pPr>
+        <w:pStyle w:val="SourceCode"/>
+      </w:pPr>
+    </w:p>
+    <w:p>
+      <w:pPr>
+        <w:pStyle w:val="SourceCode"/>
+      </w:pPr>
+      <w:r>
+        <w:t>-- Lesson 4.4's contacts table, with one new column at the end. group_id</w:t>
+      </w:r>
+    </w:p>
+    <w:p>
+      <w:pPr>
+        <w:pStyle w:val="SourceCode"/>
+      </w:pPr>
+      <w:r>
+        <w:t>-- holds the id of the contact's group, or NULL for no group. FOREIGN KEY</w:t>
+      </w:r>
+    </w:p>
+    <w:p>
+      <w:pPr>
+        <w:pStyle w:val="SourceCode"/>
+      </w:pPr>
+      <w:r>
+        <w:t>-- makes the server check every value: group_id must be NULL or an id that</w:t>
+      </w:r>
+    </w:p>
+    <w:p>
+      <w:pPr>
+        <w:pStyle w:val="SourceCode"/>
+      </w:pPr>
+      <w:r>
+        <w:t>-- contact_groups_go really has. contact_groups_go is created first, because</w:t>
+      </w:r>
+    </w:p>
+    <w:p>
+      <w:pPr>
+        <w:pStyle w:val="SourceCode"/>
+      </w:pPr>
+      <w:r>
+        <w:t>-- the foreign key must name a table that already exists.</w:t>
+      </w:r>
+    </w:p>
+    <w:p>
+      <w:pPr>
+        <w:pStyle w:val="SourceCode"/>
+      </w:pPr>
+      <w:r>
+        <w:t>CREATE TABLE contacts_go (</w:t>
+      </w:r>
+    </w:p>
+    <w:p>
+      <w:pPr>
+        <w:pStyle w:val="SourceCode"/>
+      </w:pPr>
+      <w:r>
+        <w:t xml:space="preserve">    id       INT AUTO_INCREMENT PRIMARY KEY,</w:t>
+      </w:r>
+    </w:p>
+    <w:p>
+      <w:pPr>
+        <w:pStyle w:val="SourceCode"/>
+      </w:pPr>
+      <w:r>
+        <w:t xml:space="preserve">    name     VARCHAR(100) NOT NULL,</w:t>
+      </w:r>
+    </w:p>
+    <w:p>
+      <w:pPr>
+        <w:pStyle w:val="SourceCode"/>
+      </w:pPr>
+      <w:r>
+        <w:t xml:space="preserve">    email    VARCHAR(254) NOT NULL UNIQUE,</w:t>
+      </w:r>
+    </w:p>
+    <w:p>
+      <w:pPr>
+        <w:pStyle w:val="SourceCode"/>
+      </w:pPr>
+      <w:r>
+        <w:t xml:space="preserve">    phone    VARCHAR(20)  NULL,</w:t>
+      </w:r>
+    </w:p>
+    <w:p>
+      <w:pPr>
+        <w:pStyle w:val="SourceCode"/>
+      </w:pPr>
+      <w:r>
+        <w:t xml:space="preserve">    group_id INT          NULL,</w:t>
+      </w:r>
+    </w:p>
+    <w:p>
+      <w:pPr>
+        <w:pStyle w:val="SourceCode"/>
+      </w:pPr>
+      <w:r>
+        <w:t xml:space="preserve">    FOREIGN KEY (group_id) REFERENCES contact_groups_go (id)</w:t>
+      </w:r>
+    </w:p>
+    <w:p>
+      <w:pPr>
+        <w:pStyle w:val="SourceCode"/>
+      </w:pPr>
+      <w:r>
+        <w:t>) CHARACTER SET utf8mb4;</w:t>
+      </w:r>
+    </w:p>
+    <w:p>
+      <w:pPr>
+        <w:pStyle w:val="SourceCode"/>
+      </w:pPr>
+    </w:p>
+    <w:p>
+      <w:pPr>
+        <w:pStyle w:val="SourceCode"/>
+      </w:pPr>
+      <w:r>
+        <w:t>-- Lesson 4.6's three contacts, ids 1, 2, 3. group_id is left out, so it</w:t>
+      </w:r>
+    </w:p>
+    <w:p>
+      <w:pPr>
+        <w:pStyle w:val="SourceCode"/>
+      </w:pPr>
+      <w:r>
+        <w:t>-- starts as NULL: no contact is in a group yet.</w:t>
+      </w:r>
+    </w:p>
+    <w:p>
+      <w:pPr>
+        <w:pStyle w:val="SourceCode"/>
+      </w:pPr>
+      <w:r>
+        <w:t>INSERT INTO contacts_go (name, email, phone)</w:t>
+      </w:r>
+    </w:p>
+    <w:p>
+      <w:pPr>
+        <w:pStyle w:val="SourceCode"/>
+      </w:pPr>
+      <w:r>
+        <w:t xml:space="preserve">    VALUES ('Ada Lovelace', 'ada@example.com', '555-0100');</w:t>
+      </w:r>
+    </w:p>
+    <w:p>
+      <w:pPr>
+        <w:pStyle w:val="SourceCode"/>
+      </w:pPr>
+      <w:r>
+        <w:t>INSERT INTO contacts_go (name, email, phone)</w:t>
+      </w:r>
+    </w:p>
+    <w:p>
+      <w:pPr>
+        <w:pStyle w:val="SourceCode"/>
+        <w:keepNext/>
+      </w:pPr>
+      <w:r>
+        <w:t xml:space="preserve">    VALUES ('Grace Hopper', 'grace@example.com', NULL);</w:t>
+      </w:r>
+    </w:p>
+    <w:p>
+      <w:pPr>
+        <w:pStyle w:val="SourceCode"/>
+        <w:keepNext/>
+      </w:pPr>
+      <w:r>
+        <w:t>INSERT INTO contacts_go (name, email, phone)</w:t>
+      </w:r>
+    </w:p>
+    <w:p>
+      <w:pPr>
+        <w:pStyle w:val="SourceCode"/>
+      </w:pPr>
+      <w:r>
+        <w:t xml:space="preserve">    VALUES ('Alan Turing', 'alan@example.com', '555-0102');</w:t>
+      </w:r>
+    </w:p>
+    <w:p>
+      <w:pPr>
+        <w:keepNext/>
+      </w:pPr>
+    </w:p>
+    <w:p>
+      <w:pPr>
+        <w:pStyle w:val="Heading3"/>
+      </w:pPr>
+      <w:r>
+        <w:t>sql/reset_contacts_python.sql</w:t>
+      </w:r>
+    </w:p>
+    <w:p>
+      <w:pPr>
+        <w:pStyle w:val="SourceCode"/>
+        <w:keepNext/>
+      </w:pPr>
+      <w:r>
+        <w:t>-- Lesson 4.11's known state for Python. This file resets the Python</w:t>
+      </w:r>
+    </w:p>
+    <w:p>
+      <w:pPr>
+        <w:pStyle w:val="SourceCode"/>
+        <w:keepNext/>
+      </w:pPr>
+      <w:r>
+        <w:t>-- programs' own two tables, contact_groups_python and contacts_python: it</w:t>
+      </w:r>
+    </w:p>
+    <w:p>
+      <w:pPr>
+        <w:pStyle w:val="SourceCode"/>
+      </w:pPr>
+      <w:r>
+        <w:t>-- drops them, with any rows earlier lessons or your own experiments left in</w:t>
+      </w:r>
+    </w:p>
+    <w:p>
+      <w:pPr>
+        <w:pStyle w:val="SourceCode"/>
+      </w:pPr>
+      <w:r>
+        <w:t>-- them, and builds them again: an empty contact_groups_python table, and</w:t>
+      </w:r>
+    </w:p>
+    <w:p>
+      <w:pPr>
+        <w:pStyle w:val="SourceCode"/>
+      </w:pPr>
+      <w:r>
+        <w:t>-- the contacts_python table with a group_id column and Lesson 4.6's three</w:t>
+      </w:r>
+    </w:p>
+    <w:p>
+      <w:pPr>
+        <w:pStyle w:val="SourceCode"/>
+      </w:pPr>
+      <w:r>
+        <w:t>-- contacts, none of them in a group yet.</w:t>
+      </w:r>
+    </w:p>
+    <w:p>
+      <w:pPr>
+        <w:pStyle w:val="SourceCode"/>
+      </w:pPr>
+    </w:p>
+    <w:p>
+      <w:pPr>
+        <w:pStyle w:val="SourceCode"/>
+      </w:pPr>
+      <w:r>
+        <w:t>-- Remove the old tables and every row in them (Lesson 4.4). contacts_python</w:t>
+      </w:r>
+    </w:p>
+    <w:p>
+      <w:pPr>
+        <w:pStyle w:val="SourceCode"/>
+      </w:pPr>
+      <w:r>
+        <w:t>-- goes first: its rows point at contact_groups_python, and the server</w:t>
+      </w:r>
+    </w:p>
+    <w:p>
+      <w:pPr>
+        <w:pStyle w:val="SourceCode"/>
+      </w:pPr>
+      <w:r>
+        <w:t>-- refuses to drop a table that another table's foreign key still points at.</w:t>
+      </w:r>
+    </w:p>
+    <w:p>
+      <w:pPr>
+        <w:pStyle w:val="SourceCode"/>
+      </w:pPr>
+      <w:r>
+        <w:t>-- IF EXISTS skips a table that is not there yet.</w:t>
+      </w:r>
+    </w:p>
+    <w:p>
+      <w:pPr>
+        <w:pStyle w:val="SourceCode"/>
+      </w:pPr>
+      <w:r>
+        <w:t>DROP TABLE IF EXISTS contacts_python;</w:t>
+      </w:r>
+    </w:p>
+    <w:p>
+      <w:pPr>
+        <w:pStyle w:val="SourceCode"/>
+      </w:pPr>
+      <w:r>
+        <w:t>DROP TABLE IF EXISTS contact_groups_python;</w:t>
+      </w:r>
+    </w:p>
+    <w:p>
+      <w:pPr>
+        <w:pStyle w:val="SourceCode"/>
+      </w:pPr>
+    </w:p>
+    <w:p>
+      <w:pPr>
+        <w:pStyle w:val="SourceCode"/>
+      </w:pPr>
+      <w:r>
+        <w:t>-- The groups table: one row per group. id is numbered by the server, like</w:t>
+      </w:r>
+    </w:p>
+    <w:p>
+      <w:pPr>
+        <w:pStyle w:val="SourceCode"/>
+      </w:pPr>
+      <w:r>
+        <w:t>-- the contacts' id (Lesson 4.4), and name is the group's name. UNIQUE</w:t>
+      </w:r>
+    </w:p>
+    <w:p>
+      <w:pPr>
+        <w:pStyle w:val="SourceCode"/>
+      </w:pPr>
+      <w:r>
+        <w:t>-- refuses a second group with the same name, as Lesson 4.4's UNIQUE email</w:t>
+      </w:r>
+    </w:p>
+    <w:p>
+      <w:pPr>
+        <w:pStyle w:val="SourceCode"/>
+      </w:pPr>
+      <w:r>
+        <w:t>-- refuses a second contact with the same email.</w:t>
+      </w:r>
+    </w:p>
+    <w:p>
+      <w:pPr>
+        <w:pStyle w:val="SourceCode"/>
+      </w:pPr>
+      <w:r>
+        <w:t>CREATE TABLE contact_groups_python (</w:t>
+      </w:r>
+    </w:p>
+    <w:p>
+      <w:pPr>
+        <w:pStyle w:val="SourceCode"/>
+      </w:pPr>
+      <w:r>
+        <w:t xml:space="preserve">    id   INT AUTO_INCREMENT PRIMARY KEY,</w:t>
+      </w:r>
+    </w:p>
+    <w:p>
+      <w:pPr>
+        <w:pStyle w:val="SourceCode"/>
+      </w:pPr>
+      <w:r>
+        <w:t xml:space="preserve">    name VARCHAR(50) NOT NULL UNIQUE</w:t>
+      </w:r>
+    </w:p>
+    <w:p>
+      <w:pPr>
+        <w:pStyle w:val="SourceCode"/>
+      </w:pPr>
+      <w:r>
+        <w:t>) CHARACTER SET utf8mb4;</w:t>
+      </w:r>
+    </w:p>
+    <w:p>
+      <w:pPr>
+        <w:pStyle w:val="SourceCode"/>
+      </w:pPr>
+    </w:p>
+    <w:p>
+      <w:pPr>
+        <w:pStyle w:val="SourceCode"/>
+      </w:pPr>
+      <w:r>
+        <w:t>-- Lesson 4.4's contacts table, with one new column at the end. group_id</w:t>
+      </w:r>
+    </w:p>
+    <w:p>
+      <w:pPr>
+        <w:pStyle w:val="SourceCode"/>
+      </w:pPr>
+      <w:r>
+        <w:t>-- holds the id of the contact's group, or NULL for no group. FOREIGN KEY</w:t>
+      </w:r>
+    </w:p>
+    <w:p>
+      <w:pPr>
+        <w:pStyle w:val="SourceCode"/>
+      </w:pPr>
+      <w:r>
+        <w:t>-- makes the server check every value: group_id must be NULL or an id that</w:t>
+      </w:r>
+    </w:p>
+    <w:p>
+      <w:pPr>
+        <w:pStyle w:val="SourceCode"/>
+      </w:pPr>
+      <w:r>
+        <w:t>-- contact_groups_python really has. contact_groups_python is created first,</w:t>
+      </w:r>
+    </w:p>
+    <w:p>
+      <w:pPr>
+        <w:pStyle w:val="SourceCode"/>
+      </w:pPr>
+      <w:r>
+        <w:t>-- because the foreign key must name a table that already exists.</w:t>
+      </w:r>
+    </w:p>
+    <w:p>
+      <w:pPr>
+        <w:pStyle w:val="SourceCode"/>
+      </w:pPr>
+      <w:r>
+        <w:t>CREATE TABLE contacts_python (</w:t>
+      </w:r>
+    </w:p>
+    <w:p>
+      <w:pPr>
+        <w:pStyle w:val="SourceCode"/>
+      </w:pPr>
+      <w:r>
+        <w:t xml:space="preserve">    id       INT AUTO_INCREMENT PRIMARY KEY,</w:t>
+      </w:r>
+    </w:p>
+    <w:p>
+      <w:pPr>
+        <w:pStyle w:val="SourceCode"/>
+      </w:pPr>
+      <w:r>
+        <w:t xml:space="preserve">    name     VARCHAR(100) NOT NULL,</w:t>
+      </w:r>
+    </w:p>
+    <w:p>
+      <w:pPr>
+        <w:pStyle w:val="SourceCode"/>
+      </w:pPr>
+      <w:r>
+        <w:t xml:space="preserve">    email    VARCHAR(254) NOT NULL UNIQUE,</w:t>
+      </w:r>
+    </w:p>
+    <w:p>
+      <w:pPr>
+        <w:pStyle w:val="SourceCode"/>
+      </w:pPr>
+      <w:r>
+        <w:t xml:space="preserve">    phone    VARCHAR(20)  NULL,</w:t>
+      </w:r>
+    </w:p>
+    <w:p>
+      <w:pPr>
+        <w:pStyle w:val="SourceCode"/>
+      </w:pPr>
+      <w:r>
+        <w:t xml:space="preserve">    group_id INT          NULL,</w:t>
+      </w:r>
+    </w:p>
+    <w:p>
+      <w:pPr>
+        <w:pStyle w:val="SourceCode"/>
+      </w:pPr>
+      <w:r>
+        <w:t xml:space="preserve">    FOREIGN KEY (group_id) REFERENCES contact_groups_python (id)</w:t>
+      </w:r>
+    </w:p>
+    <w:p>
+      <w:pPr>
+        <w:pStyle w:val="SourceCode"/>
+      </w:pPr>
+      <w:r>
+        <w:t>) CHARACTER SET utf8mb4;</w:t>
+      </w:r>
+    </w:p>
+    <w:p>
+      <w:pPr>
+        <w:pStyle w:val="SourceCode"/>
+      </w:pPr>
+    </w:p>
+    <w:p>
+      <w:pPr>
+        <w:pStyle w:val="SourceCode"/>
+      </w:pPr>
+      <w:r>
+        <w:t>-- Lesson 4.6's three contacts, ids 1, 2, 3. group_id is left out, so it</w:t>
+      </w:r>
+    </w:p>
+    <w:p>
+      <w:pPr>
+        <w:pStyle w:val="SourceCode"/>
+      </w:pPr>
+      <w:r>
+        <w:t>-- starts as NULL: no contact is in a group yet.</w:t>
+      </w:r>
+    </w:p>
+    <w:p>
+      <w:pPr>
+        <w:pStyle w:val="SourceCode"/>
+      </w:pPr>
+      <w:r>
+        <w:t>INSERT INTO contacts_python (name, email, phone)</w:t>
+      </w:r>
+    </w:p>
+    <w:p>
+      <w:pPr>
+        <w:pStyle w:val="SourceCode"/>
+      </w:pPr>
+      <w:r>
+        <w:t xml:space="preserve">    VALUES ('Ada Lovelace', 'ada@example.com', '555-0100');</w:t>
+      </w:r>
+    </w:p>
+    <w:p>
+      <w:pPr>
+        <w:pStyle w:val="SourceCode"/>
+      </w:pPr>
+      <w:r>
+        <w:t>INSERT INTO contacts_python (name, email, phone)</w:t>
+      </w:r>
+    </w:p>
+    <w:p>
+      <w:pPr>
+        <w:pStyle w:val="SourceCode"/>
+        <w:keepNext/>
+      </w:pPr>
+      <w:r>
+        <w:t xml:space="preserve">    VALUES ('Grace Hopper', 'grace@example.com', NULL);</w:t>
+      </w:r>
+    </w:p>
+    <w:p>
+      <w:pPr>
+        <w:pStyle w:val="SourceCode"/>
+        <w:keepNext/>
+      </w:pPr>
+      <w:r>
+        <w:t>INSERT INTO contacts_python (name, email, phone)</w:t>
+      </w:r>
+    </w:p>
+    <w:p>
+      <w:pPr>
+        <w:pStyle w:val="SourceCode"/>
+      </w:pPr>
+      <w:r>
+        <w:t xml:space="preserve">    VALUES ('Alan Turing', 'alan@example.com', '555-0102');</w:t>
+      </w:r>
+    </w:p>
+    <w:p>
+      <w:pPr>
+        <w:keepNext/>
+      </w:pPr>
+    </w:p>
+    <w:p>
+      <w:pPr>
+        <w:pStyle w:val="Heading3"/>
+      </w:pPr>
+      <w:r>
+        <w:t>sql/reset_contacts_typescript.sql</w:t>
+      </w:r>
+    </w:p>
+    <w:p>
+      <w:pPr>
+        <w:pStyle w:val="SourceCode"/>
+        <w:keepNext/>
+      </w:pPr>
+      <w:r>
+        <w:t>-- Lesson 4.11's known state for TypeScript. This file resets the TypeScript</w:t>
+      </w:r>
+    </w:p>
+    <w:p>
+      <w:pPr>
+        <w:pStyle w:val="SourceCode"/>
+        <w:keepNext/>
+      </w:pPr>
+      <w:r>
+        <w:t>-- programs' own two tables, contact_groups_typescript and</w:t>
+      </w:r>
+    </w:p>
+    <w:p>
+      <w:pPr>
+        <w:pStyle w:val="SourceCode"/>
+      </w:pPr>
+      <w:r>
+        <w:t>-- contacts_typescript: it drops them, with any rows earlier lessons or your</w:t>
+      </w:r>
+    </w:p>
+    <w:p>
+      <w:pPr>
+        <w:pStyle w:val="SourceCode"/>
+      </w:pPr>
+      <w:r>
+        <w:t>-- own experiments left in them, and builds them again: an empty</w:t>
+      </w:r>
+    </w:p>
+    <w:p>
+      <w:pPr>
+        <w:pStyle w:val="SourceCode"/>
+      </w:pPr>
+      <w:r>
+        <w:t>-- contact_groups_typescript table, and the contacts_typescript table with a</w:t>
+      </w:r>
+    </w:p>
+    <w:p>
+      <w:pPr>
+        <w:pStyle w:val="SourceCode"/>
+      </w:pPr>
+      <w:r>
+        <w:t>-- group_id column and Lesson 4.6's three contacts, none of them in a group</w:t>
+      </w:r>
+    </w:p>
+    <w:p>
+      <w:pPr>
+        <w:pStyle w:val="SourceCode"/>
+      </w:pPr>
+      <w:r>
+        <w:t>-- yet.</w:t>
+      </w:r>
+    </w:p>
+    <w:p>
+      <w:pPr>
+        <w:pStyle w:val="SourceCode"/>
+      </w:pPr>
+    </w:p>
+    <w:p>
+      <w:pPr>
+        <w:pStyle w:val="SourceCode"/>
+      </w:pPr>
+      <w:r>
+        <w:t>-- Remove the old tables and every row in them (Lesson 4.4).</w:t>
+      </w:r>
+    </w:p>
+    <w:p>
+      <w:pPr>
+        <w:pStyle w:val="SourceCode"/>
+      </w:pPr>
+      <w:r>
+        <w:t>-- contacts_typescript goes first: its rows point at</w:t>
+      </w:r>
+    </w:p>
+    <w:p>
+      <w:pPr>
+        <w:pStyle w:val="SourceCode"/>
+      </w:pPr>
+      <w:r>
+        <w:t>-- contact_groups_typescript, and the server refuses to drop a table that</w:t>
+      </w:r>
+    </w:p>
+    <w:p>
+      <w:pPr>
+        <w:pStyle w:val="SourceCode"/>
+      </w:pPr>
+      <w:r>
+        <w:t>-- another table's foreign key still points at. IF EXISTS skips a table that</w:t>
+      </w:r>
+    </w:p>
+    <w:p>
+      <w:pPr>
+        <w:pStyle w:val="SourceCode"/>
+      </w:pPr>
+      <w:r>
+        <w:t>-- is not there yet.</w:t>
+      </w:r>
+    </w:p>
+    <w:p>
+      <w:pPr>
+        <w:pStyle w:val="SourceCode"/>
+      </w:pPr>
+      <w:r>
+        <w:t>DROP TABLE IF EXISTS contacts_typescript;</w:t>
+      </w:r>
+    </w:p>
+    <w:p>
+      <w:pPr>
+        <w:pStyle w:val="SourceCode"/>
+      </w:pPr>
+      <w:r>
+        <w:t>DROP TABLE IF EXISTS contact_groups_typescript;</w:t>
+      </w:r>
+    </w:p>
+    <w:p>
+      <w:pPr>
+        <w:pStyle w:val="SourceCode"/>
+      </w:pPr>
+    </w:p>
+    <w:p>
+      <w:pPr>
+        <w:pStyle w:val="SourceCode"/>
+      </w:pPr>
+      <w:r>
+        <w:t>-- The groups table: one row per group. id is numbered by the server, like</w:t>
+      </w:r>
+    </w:p>
+    <w:p>
+      <w:pPr>
+        <w:pStyle w:val="SourceCode"/>
+      </w:pPr>
+      <w:r>
+        <w:t>-- the contacts' id (Lesson 4.4), and name is the group's name. UNIQUE</w:t>
+      </w:r>
+    </w:p>
+    <w:p>
+      <w:pPr>
+        <w:pStyle w:val="SourceCode"/>
+      </w:pPr>
+      <w:r>
+        <w:t>-- refuses a second group with the same name, as Lesson 4.4's UNIQUE email</w:t>
+      </w:r>
+    </w:p>
+    <w:p>
+      <w:pPr>
+        <w:pStyle w:val="SourceCode"/>
+      </w:pPr>
+      <w:r>
+        <w:t>-- refuses a second contact with the same email.</w:t>
+      </w:r>
+    </w:p>
+    <w:p>
+      <w:pPr>
+        <w:pStyle w:val="SourceCode"/>
+      </w:pPr>
+      <w:r>
+        <w:t>CREATE TABLE contact_groups_typescript (</w:t>
+      </w:r>
+    </w:p>
+    <w:p>
+      <w:pPr>
+        <w:pStyle w:val="SourceCode"/>
+      </w:pPr>
+      <w:r>
+        <w:t xml:space="preserve">    id   INT AUTO_INCREMENT PRIMARY KEY,</w:t>
+      </w:r>
+    </w:p>
+    <w:p>
+      <w:pPr>
+        <w:pStyle w:val="SourceCode"/>
+      </w:pPr>
+      <w:r>
+        <w:t xml:space="preserve">    name VARCHAR(50) NOT NULL UNIQUE</w:t>
+      </w:r>
+    </w:p>
+    <w:p>
+      <w:pPr>
+        <w:pStyle w:val="SourceCode"/>
+      </w:pPr>
+      <w:r>
+        <w:t>) CHARACTER SET utf8mb4;</w:t>
+      </w:r>
+    </w:p>
+    <w:p>
+      <w:pPr>
+        <w:pStyle w:val="SourceCode"/>
+      </w:pPr>
+    </w:p>
+    <w:p>
+      <w:pPr>
+        <w:pStyle w:val="SourceCode"/>
+      </w:pPr>
+      <w:r>
+        <w:t>-- Lesson 4.4's contacts table, with one new column at the end. group_id</w:t>
+      </w:r>
+    </w:p>
+    <w:p>
+      <w:pPr>
+        <w:pStyle w:val="SourceCode"/>
+      </w:pPr>
+      <w:r>
+        <w:t>-- holds the id of the contact's group, or NULL for no group. FOREIGN KEY</w:t>
+      </w:r>
+    </w:p>
+    <w:p>
+      <w:pPr>
+        <w:pStyle w:val="SourceCode"/>
+      </w:pPr>
+      <w:r>
+        <w:t>-- makes the server check every value: group_id must be NULL or an id that</w:t>
+      </w:r>
+    </w:p>
+    <w:p>
+      <w:pPr>
+        <w:pStyle w:val="SourceCode"/>
+      </w:pPr>
+      <w:r>
+        <w:t>-- contact_groups_typescript really has. contact_groups_typescript is</w:t>
+      </w:r>
+    </w:p>
+    <w:p>
+      <w:pPr>
+        <w:pStyle w:val="SourceCode"/>
+      </w:pPr>
+      <w:r>
+        <w:t>-- created first, because the foreign key must name a table that already</w:t>
+      </w:r>
+    </w:p>
+    <w:p>
+      <w:pPr>
+        <w:pStyle w:val="SourceCode"/>
+      </w:pPr>
+      <w:r>
+        <w:t>-- exists.</w:t>
+      </w:r>
+    </w:p>
+    <w:p>
+      <w:pPr>
+        <w:pStyle w:val="SourceCode"/>
+      </w:pPr>
+      <w:r>
+        <w:t>CREATE TABLE contacts_typescript (</w:t>
+      </w:r>
+    </w:p>
+    <w:p>
+      <w:pPr>
+        <w:pStyle w:val="SourceCode"/>
+      </w:pPr>
+      <w:r>
+        <w:t xml:space="preserve">    id       INT AUTO_INCREMENT PRIMARY KEY,</w:t>
+      </w:r>
+    </w:p>
+    <w:p>
+      <w:pPr>
+        <w:pStyle w:val="SourceCode"/>
+      </w:pPr>
+      <w:r>
+        <w:t xml:space="preserve">    name     VARCHAR(100) NOT NULL,</w:t>
+      </w:r>
+    </w:p>
+    <w:p>
+      <w:pPr>
+        <w:pStyle w:val="SourceCode"/>
+      </w:pPr>
+      <w:r>
+        <w:t xml:space="preserve">    email    VARCHAR(254) NOT NULL UNIQUE,</w:t>
+      </w:r>
+    </w:p>
+    <w:p>
+      <w:pPr>
+        <w:pStyle w:val="SourceCode"/>
+      </w:pPr>
+      <w:r>
+        <w:t xml:space="preserve">    phone    VARCHAR(20)  NULL,</w:t>
+      </w:r>
+    </w:p>
+    <w:p>
+      <w:pPr>
+        <w:pStyle w:val="SourceCode"/>
+      </w:pPr>
+      <w:r>
+        <w:t xml:space="preserve">    group_id INT          NULL,</w:t>
+      </w:r>
+    </w:p>
+    <w:p>
+      <w:pPr>
+        <w:pStyle w:val="SourceCode"/>
+      </w:pPr>
+      <w:r>
+        <w:t xml:space="preserve">    FOREIGN KEY (group_id) REFERENCES contact_groups_typescript (id)</w:t>
+      </w:r>
+    </w:p>
+    <w:p>
+      <w:pPr>
+        <w:pStyle w:val="SourceCode"/>
+      </w:pPr>
+      <w:r>
+        <w:t>) CHARACTER SET utf8mb4;</w:t>
+      </w:r>
+    </w:p>
+    <w:p>
+      <w:pPr>
+        <w:pStyle w:val="SourceCode"/>
+      </w:pPr>
+    </w:p>
+    <w:p>
+      <w:pPr>
+        <w:pStyle w:val="SourceCode"/>
+      </w:pPr>
+      <w:r>
+        <w:t>-- Lesson 4.6's three contacts, ids 1, 2, 3. group_id is left out, so it</w:t>
+      </w:r>
+    </w:p>
+    <w:p>
+      <w:pPr>
+        <w:pStyle w:val="SourceCode"/>
+      </w:pPr>
+      <w:r>
+        <w:t>-- starts as NULL: no contact is in a group yet.</w:t>
+      </w:r>
+    </w:p>
+    <w:p>
+      <w:pPr>
+        <w:pStyle w:val="SourceCode"/>
+      </w:pPr>
+      <w:r>
+        <w:t>INSERT INTO contacts_typescript (name, email, phone)</w:t>
+      </w:r>
+    </w:p>
+    <w:p>
+      <w:pPr>
+        <w:pStyle w:val="SourceCode"/>
+      </w:pPr>
+      <w:r>
+        <w:t xml:space="preserve">    VALUES ('Ada Lovelace', 'ada@example.com', '555-0100');</w:t>
+      </w:r>
+    </w:p>
+    <w:p>
+      <w:pPr>
+        <w:pStyle w:val="SourceCode"/>
+      </w:pPr>
+      <w:r>
+        <w:t>INSERT INTO contacts_typescript (name, email, phone)</w:t>
+      </w:r>
+    </w:p>
+    <w:p>
+      <w:pPr>
+        <w:pStyle w:val="SourceCode"/>
+        <w:keepNext/>
+      </w:pPr>
+      <w:r>
+        <w:t xml:space="preserve">    VALUES ('Grace Hopper', 'grace@example.com', NULL);</w:t>
+      </w:r>
+    </w:p>
+    <w:p>
+      <w:pPr>
+        <w:pStyle w:val="SourceCode"/>
+        <w:keepNext/>
+      </w:pPr>
+      <w:r>
+        <w:t>INSERT INTO contacts_typescript (name, email, phone)</w:t>
+      </w:r>
+    </w:p>
+    <w:p>
+      <w:pPr>
+        <w:pStyle w:val="SourceCode"/>
+      </w:pPr>
+      <w:r>
+        <w:t xml:space="preserve">    VALUES ('Alan Turing', 'alan@example.com', '555-0102');</w:t>
+      </w:r>
+    </w:p>
+    <w:p>
+      <w:pPr>
+        <w:keepNext/>
+      </w:pPr>
+    </w:p>
+    <w:p>
+      <w:r>
+        <w:t>The first client command is Lesson 4.2's CREATE DATABASE IF NOT EXISTS spa_contacts, so this lesson works even if you start here. The next six run the files, one per language. Remember, source is the mysql client's own command, and it runs every statement in a file, in order, printing nothing when they succeed; the client runs its own commands from -e only when --commands is given (Lesson 4.6). On Linux or macOS, &lt; sends the file to the client's input instead, which does the same. The last shows the C progr</w:t>
+      </w:r>
+      <w:r>
+        <w:t>ams' table, contacts_c. Put your language's table in its place to see that one: it holds the same rows. Remember, MYSQL_PWD lasts only until the block's last line, -D names the database, and -t prints the answer as a table.</w:t>
+      </w:r>
+    </w:p>
+    <w:p>
+      <w:pPr>
+        <w:keepNext/>
+      </w:pPr>
+    </w:p>
+    <w:p>
+      <w:pPr>
+        <w:pStyle w:val="Heading3"/>
+      </w:pPr>
+      <w:r>
         <w:t>Windows PowerShell Data Reset</w:t>
       </w:r>
     </w:p>
@@ -2617,7 +4514,6 @@
     <w:p>
       <w:pPr>
         <w:pStyle w:val="CommandBlock"/>
-        <w:keepNext/>
       </w:pPr>
       <w:r>
         <w:t>&amp; $mysql -u devuser -h 127.0.0.1 -P 3306 `</w:t>
@@ -2626,7 +4522,6 @@
     <w:p>
       <w:pPr>
         <w:pStyle w:val="CommandBlock"/>
-        <w:keepNext/>
       </w:pPr>
       <w:r>
         <w:t xml:space="preserve">    -e "CREATE DATABASE IF NOT EXISTS spa_contacts"</w:t>
@@ -2635,7 +4530,6 @@
     <w:p>
       <w:pPr>
         <w:pStyle w:val="CommandBlock"/>
-        <w:keepNext/>
       </w:pPr>
       <w:r>
         <w:t>&amp; $mysql -u devuser -h 127.0.0.1 -P 3306 -D spa_contacts --commands `</w:t>
@@ -2644,15 +4538,94 @@
     <w:p>
       <w:pPr>
         <w:pStyle w:val="CommandBlock"/>
-        <w:keepNext/>
-      </w:pPr>
-      <w:r>
-        <w:t xml:space="preserve">    -e "source ./sql/reset_contacts.sql"</w:t>
+      </w:pPr>
+      <w:r>
+        <w:t xml:space="preserve">    -e "source ./sql/reset_contacts_c.sql"</w:t>
       </w:r>
     </w:p>
     <w:p>
       <w:pPr>
         <w:pStyle w:val="CommandBlock"/>
+      </w:pPr>
+      <w:r>
+        <w:t>&amp; $mysql -u devuser -h 127.0.0.1 -P 3306 -D spa_contacts --commands `</w:t>
+      </w:r>
+    </w:p>
+    <w:p>
+      <w:pPr>
+        <w:pStyle w:val="CommandBlock"/>
+      </w:pPr>
+      <w:r>
+        <w:t xml:space="preserve">    -e "source ./sql/reset_contacts_cpp.sql"</w:t>
+      </w:r>
+    </w:p>
+    <w:p>
+      <w:pPr>
+        <w:pStyle w:val="CommandBlock"/>
+      </w:pPr>
+      <w:r>
+        <w:t>&amp; $mysql -u devuser -h 127.0.0.1 -P 3306 -D spa_contacts --commands `</w:t>
+      </w:r>
+    </w:p>
+    <w:p>
+      <w:pPr>
+        <w:pStyle w:val="CommandBlock"/>
+      </w:pPr>
+      <w:r>
+        <w:t xml:space="preserve">    -e "source ./sql/reset_contacts_csharp.sql"</w:t>
+      </w:r>
+    </w:p>
+    <w:p>
+      <w:pPr>
+        <w:pStyle w:val="CommandBlock"/>
+      </w:pPr>
+      <w:r>
+        <w:t>&amp; $mysql -u devuser -h 127.0.0.1 -P 3306 -D spa_contacts --commands `</w:t>
+      </w:r>
+    </w:p>
+    <w:p>
+      <w:pPr>
+        <w:pStyle w:val="CommandBlock"/>
+      </w:pPr>
+      <w:r>
+        <w:t xml:space="preserve">    -e "source ./sql/reset_contacts_go.sql"</w:t>
+      </w:r>
+    </w:p>
+    <w:p>
+      <w:pPr>
+        <w:pStyle w:val="CommandBlock"/>
+      </w:pPr>
+      <w:r>
+        <w:t>&amp; $mysql -u devuser -h 127.0.0.1 -P 3306 -D spa_contacts --commands `</w:t>
+      </w:r>
+    </w:p>
+    <w:p>
+      <w:pPr>
+        <w:pStyle w:val="CommandBlock"/>
+      </w:pPr>
+      <w:r>
+        <w:t xml:space="preserve">    -e "source ./sql/reset_contacts_python.sql"</w:t>
+      </w:r>
+    </w:p>
+    <w:p>
+      <w:pPr>
+        <w:pStyle w:val="CommandBlock"/>
+      </w:pPr>
+      <w:r>
+        <w:t>&amp; $mysql -u devuser -h 127.0.0.1 -P 3306 -D spa_contacts --commands `</w:t>
+      </w:r>
+    </w:p>
+    <w:p>
+      <w:pPr>
+        <w:pStyle w:val="CommandBlock"/>
+      </w:pPr>
+      <w:r>
+        <w:t xml:space="preserve">    -e "source ./sql/reset_contacts_typescript.sql"</w:t>
+      </w:r>
+    </w:p>
+    <w:p>
+      <w:pPr>
+        <w:pStyle w:val="CommandBlock"/>
         <w:keepNext/>
       </w:pPr>
       <w:r>
@@ -2665,7 +4638,7 @@
         <w:keepNext/>
       </w:pPr>
       <w:r>
-        <w:t xml:space="preserve">    -e "SELECT id, name, email, phone, group_id FROM contacts ORDER BY id"</w:t>
+        <w:t xml:space="preserve">    -e "SELECT id, name, email, phone, group_id FROM contacts_c ORDER BY id"</w:t>
       </w:r>
     </w:p>
     <w:p>
@@ -2710,7 +4683,6 @@
     <w:p>
       <w:pPr>
         <w:pStyle w:val="CommandBlock"/>
-        <w:keepNext/>
       </w:pPr>
       <w:r>
         <w:t xml:space="preserve">    -e "CREATE DATABASE IF NOT EXISTS spa_contacts"</w:t>
@@ -2719,15 +4691,102 @@
     <w:p>
       <w:pPr>
         <w:pStyle w:val="CommandBlock"/>
-        <w:keepNext/>
-      </w:pPr>
-      <w:r>
-        <w:t>mysql -u devuser -h 127.0.0.1 -P 3306 -D spa_contacts &lt; ./sql/reset_contacts.sql</w:t>
+      </w:pPr>
+      <w:r>
+        <w:t>mysql -u devuser -h 127.0.0.1 -P 3306 -D spa_contacts \</w:t>
       </w:r>
     </w:p>
     <w:p>
       <w:pPr>
         <w:pStyle w:val="CommandBlock"/>
+      </w:pPr>
+      <w:r>
+        <w:t xml:space="preserve">    &lt; ./sql/reset_contacts_c.sql</w:t>
+      </w:r>
+    </w:p>
+    <w:p>
+      <w:pPr>
+        <w:pStyle w:val="CommandBlock"/>
+      </w:pPr>
+      <w:r>
+        <w:t>mysql -u devuser -h 127.0.0.1 -P 3306 -D spa_contacts \</w:t>
+      </w:r>
+    </w:p>
+    <w:p>
+      <w:pPr>
+        <w:pStyle w:val="CommandBlock"/>
+      </w:pPr>
+      <w:r>
+        <w:t xml:space="preserve">    &lt; ./sql/reset_contacts_cpp.sql</w:t>
+      </w:r>
+    </w:p>
+    <w:p>
+      <w:pPr>
+        <w:pStyle w:val="CommandBlock"/>
+      </w:pPr>
+      <w:r>
+        <w:t>mysql -u devuser -h 127.0.0.1 -P 3306 -D spa_contacts \</w:t>
+      </w:r>
+    </w:p>
+    <w:p>
+      <w:pPr>
+        <w:pStyle w:val="CommandBlock"/>
+      </w:pPr>
+      <w:r>
+        <w:t xml:space="preserve">    &lt; ./sql/reset_contacts_csharp.sql</w:t>
+      </w:r>
+    </w:p>
+    <w:p>
+      <w:pPr>
+        <w:pStyle w:val="CommandBlock"/>
+      </w:pPr>
+      <w:r>
+        <w:t>mysql -u devuser -h 127.0.0.1 -P 3306 -D spa_contacts \</w:t>
+      </w:r>
+    </w:p>
+    <w:p>
+      <w:pPr>
+        <w:pStyle w:val="CommandBlock"/>
+      </w:pPr>
+      <w:r>
+        <w:t xml:space="preserve">    &lt; ./sql/reset_contacts_go.sql</w:t>
+      </w:r>
+    </w:p>
+    <w:p>
+      <w:pPr>
+        <w:pStyle w:val="CommandBlock"/>
+      </w:pPr>
+      <w:r>
+        <w:t>mysql -u devuser -h 127.0.0.1 -P 3306 -D spa_contacts \</w:t>
+      </w:r>
+    </w:p>
+    <w:p>
+      <w:pPr>
+        <w:pStyle w:val="CommandBlock"/>
+      </w:pPr>
+      <w:r>
+        <w:t xml:space="preserve">    &lt; ./sql/reset_contacts_python.sql</w:t>
+      </w:r>
+    </w:p>
+    <w:p>
+      <w:pPr>
+        <w:pStyle w:val="CommandBlock"/>
+      </w:pPr>
+      <w:r>
+        <w:t>mysql -u devuser -h 127.0.0.1 -P 3306 -D spa_contacts \</w:t>
+      </w:r>
+    </w:p>
+    <w:p>
+      <w:pPr>
+        <w:pStyle w:val="CommandBlock"/>
+      </w:pPr>
+      <w:r>
+        <w:t xml:space="preserve">    &lt; ./sql/reset_contacts_typescript.sql</w:t>
+      </w:r>
+    </w:p>
+    <w:p>
+      <w:pPr>
+        <w:pStyle w:val="CommandBlock"/>
         <w:keepNext/>
       </w:pPr>
       <w:r>
@@ -2740,7 +4799,7 @@
         <w:keepNext/>
       </w:pPr>
       <w:r>
-        <w:t xml:space="preserve">    -e "SELECT id, name, email, phone, group_id FROM contacts ORDER BY id"</w:t>
+        <w:t xml:space="preserve">    -e "SELECT id, name, email, phone, group_id FROM contacts_c ORDER BY id"</w:t>
       </w:r>
     </w:p>
     <w:p>
@@ -2761,7 +4820,7 @@
         <w:keepNext/>
       </w:pPr>
       <w:r>
-        <w:t>The first two commands print nothing. The query prints exactly this table:</w:t>
+        <w:t>The first seven commands print nothing. The query prints exactly this table:</w:t>
       </w:r>
     </w:p>
     <w:p>
@@ -2857,7 +4916,7 @@
         <w:pStyle w:val="ListBullet"/>
       </w:pPr>
       <w:r>
-        <w:t>ERROR 3730 (HY000) Cannot drop table 'contact_groups' referenced by a foreign key constraint means the two DROP TABLE lines are in the wrong order: contacts must be dropped first.</w:t>
+        <w:t>ERROR 3730 (HY000) Cannot drop table 'contact_groups_c' referenced by a foreign key constraint (your language's groups table in place of contact_groups_c) means the two DROP TABLE lines are in the wrong order: the contacts table must be dropped first.</w:t>
       </w:r>
     </w:p>
     <w:p>
@@ -2917,7 +4976,7 @@
         <w:pStyle w:val="ListBullet"/>
       </w:pPr>
       <w:r>
-        <w:t>Unknown database 'spa_contacts' (error 1049), or Table 'spa_contacts.contact_groups' doesn't exist (error 1146): this lesson's Data Reset has not run yet. Run it.</w:t>
+        <w:t>Unknown database 'spa_contacts' (error 1049), or Table 'spa_contacts.contact_groups_c' doesn't exist (error 1146; your language's groups table in place of contact_groups_c): this lesson's Data Reset has not run yet. Run it.</w:t>
       </w:r>
     </w:p>
     <w:p>
@@ -2925,7 +4984,7 @@
         <w:pStyle w:val="ListBullet"/>
       </w:pPr>
       <w:r>
-        <w:t>Unknown column 'group_id' in 'field list' (error 1054): the contacts table is an earlier lesson's, without group_id, because another lesson's reset ran last. Run this lesson's Data Reset.</w:t>
+        <w:t>Unknown column 'group_id' in 'field list' (error 1054): your language's contacts table is an earlier lesson's, without group_id, because another lesson's reset ran last. Run this lesson's Data Reset.</w:t>
       </w:r>
     </w:p>
     <w:p>
@@ -2933,7 +4992,7 @@
         <w:pStyle w:val="ListBullet"/>
       </w:pPr>
       <w:r>
-        <w:t>Duplicate entry 'Work' for key 'contact_groups.name', or Duplicate entry 'katherine@example.com' for key 'contacts.email' (error 1062): rows are left from an earlier run, because the program ran without this lesson's Data Reset. Run it, then the program.</w:t>
+        <w:t>Duplicate entry 'Work' for key 'contact_groups_c.name', or Duplicate entry 'katherine@example.com' for key 'contacts_c.email' (error 1062; your language's tables in place of C's): rows are left from an earlier run, because the program ran without this lesson's Data Reset. Run it, then the program.</w:t>
       </w:r>
     </w:p>
     <w:p>
@@ -3082,7 +5141,7 @@
         <w:pStyle w:val="SourceCode"/>
       </w:pPr>
       <w:r>
-        <w:t>#define INSERT_GROUP "INSERT INTO contact_groups (name) VALUES (?)"</w:t>
+        <w:t>#define INSERT_GROUP "INSERT INTO contact_groups_c (name) VALUES (?)"</w:t>
       </w:r>
     </w:p>
     <w:p>
@@ -3098,7 +5157,7 @@
         <w:pStyle w:val="SourceCode"/>
       </w:pPr>
       <w:r>
-        <w:t xml:space="preserve">    "INSERT INTO contacts (name, email, phone) VALUES (?, ?, ?)"</w:t>
+        <w:t xml:space="preserve">    "INSERT INTO contacts_c (name, email, phone) VALUES (?, ?, ?)"</w:t>
       </w:r>
     </w:p>
     <w:p>
@@ -3127,7 +5186,7 @@
         <w:pStyle w:val="SourceCode"/>
       </w:pPr>
       <w:r>
-        <w:t>#define ASSIGN_GROUP "UPDATE contacts SET group_id = ? WHERE id = ?"</w:t>
+        <w:t>#define ASSIGN_GROUP "UPDATE contacts_c SET group_id = ? WHERE id = ?"</w:t>
       </w:r>
     </w:p>
     <w:p>
@@ -3164,31 +5223,39 @@
         <w:pStyle w:val="SourceCode"/>
       </w:pPr>
       <w:r>
-        <w:t xml:space="preserve">    "SELECT contacts.id, contacts.name, contact_groups.name AS group_name " \</w:t>
-      </w:r>
-    </w:p>
-    <w:p>
-      <w:pPr>
-        <w:pStyle w:val="SourceCode"/>
-      </w:pPr>
-      <w:r>
-        <w:t xml:space="preserve">    "FROM contacts " \</w:t>
-      </w:r>
-    </w:p>
-    <w:p>
-      <w:pPr>
-        <w:pStyle w:val="SourceCode"/>
-      </w:pPr>
-      <w:r>
-        <w:t xml:space="preserve">    "LEFT JOIN contact_groups ON contacts.group_id = contact_groups.id " \</w:t>
-      </w:r>
-    </w:p>
-    <w:p>
-      <w:pPr>
-        <w:pStyle w:val="SourceCode"/>
-      </w:pPr>
-      <w:r>
-        <w:t xml:space="preserve">    "ORDER BY contacts.id"</w:t>
+        <w:t xml:space="preserve">    "SELECT contacts_c.id, contacts_c.name, " \</w:t>
+      </w:r>
+    </w:p>
+    <w:p>
+      <w:pPr>
+        <w:pStyle w:val="SourceCode"/>
+      </w:pPr>
+      <w:r>
+        <w:t xml:space="preserve">    "contact_groups_c.name AS group_name " \</w:t>
+      </w:r>
+    </w:p>
+    <w:p>
+      <w:pPr>
+        <w:pStyle w:val="SourceCode"/>
+      </w:pPr>
+      <w:r>
+        <w:t xml:space="preserve">    "FROM contacts_c " \</w:t>
+      </w:r>
+    </w:p>
+    <w:p>
+      <w:pPr>
+        <w:pStyle w:val="SourceCode"/>
+      </w:pPr>
+      <w:r>
+        <w:t xml:space="preserve">    "LEFT JOIN contact_groups_c ON contacts_c.group_id = contact_groups_c.id " \</w:t>
+      </w:r>
+    </w:p>
+    <w:p>
+      <w:pPr>
+        <w:pStyle w:val="SourceCode"/>
+      </w:pPr>
+      <w:r>
+        <w:t xml:space="preserve">    "ORDER BY contacts_c.id"</w:t>
       </w:r>
     </w:p>
     <w:p>
@@ -4418,7 +6485,7 @@
         <w:keepNext/>
       </w:pPr>
       <w:r>
-        <w:t>Run the block from the lesson-4.13 folder, in a terminal that has SPA_DB_PASSWORD. The program adds a group and a contact, so the block runs the Data Reset's file again just before the program: every run then starts from the known state, with no groups and three contacts.</w:t>
+        <w:t>Run the block from the lesson-4.13 folder, in a terminal that has SPA_DB_PASSWORD. The program adds a group and a contact, so the block runs C's own reset file, reset_contacts_c.sql, again just before the program: every run then starts from the known state, with no groups and three contacts in contacts_c.</w:t>
       </w:r>
     </w:p>
     <w:p>
@@ -4495,7 +6562,7 @@
         <w:keepNext/>
       </w:pPr>
       <w:r>
-        <w:t xml:space="preserve">    -e "source ./sql/reset_contacts.sql"</w:t>
+        <w:t xml:space="preserve">    -e "source ./sql/reset_contacts_c.sql"</w:t>
       </w:r>
     </w:p>
     <w:p>
@@ -4561,7 +6628,7 @@
         <w:keepNext/>
       </w:pPr>
       <w:r>
-        <w:t>mysql -u devuser -h 127.0.0.1 -P 3306 -D spa_contacts &lt; ./sql/reset_contacts.sql</w:t>
+        <w:t>mysql -u devuser -h 127.0.0.1 -P 3306 -D spa_contacts \</w:t>
       </w:r>
     </w:p>
     <w:p>
@@ -4570,6 +6637,15 @@
         <w:keepNext/>
       </w:pPr>
       <w:r>
+        <w:t xml:space="preserve">    &lt; ./sql/reset_contacts_c.sql</w:t>
+      </w:r>
+    </w:p>
+    <w:p>
+      <w:pPr>
+        <w:pStyle w:val="CommandBlock"/>
+        <w:keepNext/>
+      </w:pPr>
+      <w:r>
         <w:t>unset MYSQL_PWD</w:t>
       </w:r>
     </w:p>
@@ -4786,7 +6862,7 @@
         <w:pStyle w:val="ListBullet"/>
       </w:pPr>
       <w:r>
-        <w:t>If the program ran without the reset lines above it, after an earlier run, the group Work already exists, and the UNIQUE name refuses a second one with error 1062, Duplicate entry 'Work' for key 'contact_groups.name': the Basic C checks nothing, so it goes on: it prints Inserted group Work with id 0, and every refused statement after it shows an id of 0 or a count of -1. Run the whole block again, reset lines included.</w:t>
+        <w:t>If the program ran without the reset lines above it, after an earlier run, the group Work already exists, and the UNIQUE name refuses a second one with error 1062, Duplicate entry 'Work' for key 'contact_groups_c.name': the Basic C checks nothing, so it goes on: it prints Inserted group Work with id 0, and every refused statement after it shows an id of 0 or a count of -1. Run the whole block again, reset lines included.</w:t>
       </w:r>
     </w:p>
     <w:p>
@@ -4981,7 +7057,7 @@
         <w:pStyle w:val="SourceCode"/>
       </w:pPr>
       <w:r>
-        <w:t>#define INSERT_GROUP "INSERT INTO contact_groups (name) VALUES (?)"</w:t>
+        <w:t>#define INSERT_GROUP "INSERT INTO contact_groups_c (name) VALUES (?)"</w:t>
       </w:r>
     </w:p>
     <w:p>
@@ -4997,7 +7073,7 @@
         <w:pStyle w:val="SourceCode"/>
       </w:pPr>
       <w:r>
-        <w:t xml:space="preserve">    "INSERT INTO contacts (name, email, phone) VALUES (?, ?, ?)"</w:t>
+        <w:t xml:space="preserve">    "INSERT INTO contacts_c (name, email, phone) VALUES (?, ?, ?)"</w:t>
       </w:r>
     </w:p>
     <w:p>
@@ -5018,7 +7094,7 @@
         <w:pStyle w:val="SourceCode"/>
       </w:pPr>
       <w:r>
-        <w:t>#define ASSIGN_GROUP "UPDATE contacts SET group_id = ? WHERE id = ?"</w:t>
+        <w:t>#define ASSIGN_GROUP "UPDATE contacts_c SET group_id = ? WHERE id = ?"</w:t>
       </w:r>
     </w:p>
     <w:p>
@@ -5055,31 +7131,39 @@
         <w:pStyle w:val="SourceCode"/>
       </w:pPr>
       <w:r>
-        <w:t xml:space="preserve">    "SELECT contacts.id, contacts.name, contact_groups.name AS group_name " \</w:t>
-      </w:r>
-    </w:p>
-    <w:p>
-      <w:pPr>
-        <w:pStyle w:val="SourceCode"/>
-      </w:pPr>
-      <w:r>
-        <w:t xml:space="preserve">    "FROM contacts " \</w:t>
-      </w:r>
-    </w:p>
-    <w:p>
-      <w:pPr>
-        <w:pStyle w:val="SourceCode"/>
-      </w:pPr>
-      <w:r>
-        <w:t xml:space="preserve">    "LEFT JOIN contact_groups ON contacts.group_id = contact_groups.id " \</w:t>
-      </w:r>
-    </w:p>
-    <w:p>
-      <w:pPr>
-        <w:pStyle w:val="SourceCode"/>
-      </w:pPr>
-      <w:r>
-        <w:t xml:space="preserve">    "ORDER BY contacts.id"</w:t>
+        <w:t xml:space="preserve">    "SELECT contacts_c.id, contacts_c.name, " \</w:t>
+      </w:r>
+    </w:p>
+    <w:p>
+      <w:pPr>
+        <w:pStyle w:val="SourceCode"/>
+      </w:pPr>
+      <w:r>
+        <w:t xml:space="preserve">    "contact_groups_c.name AS group_name " \</w:t>
+      </w:r>
+    </w:p>
+    <w:p>
+      <w:pPr>
+        <w:pStyle w:val="SourceCode"/>
+      </w:pPr>
+      <w:r>
+        <w:t xml:space="preserve">    "FROM contacts_c " \</w:t>
+      </w:r>
+    </w:p>
+    <w:p>
+      <w:pPr>
+        <w:pStyle w:val="SourceCode"/>
+      </w:pPr>
+      <w:r>
+        <w:t xml:space="preserve">    "LEFT JOIN contact_groups_c ON contacts_c.group_id = contact_groups_c.id " \</w:t>
+      </w:r>
+    </w:p>
+    <w:p>
+      <w:pPr>
+        <w:pStyle w:val="SourceCode"/>
+      </w:pPr>
+      <w:r>
+        <w:t xml:space="preserve">    "ORDER BY contacts_c.id"</w:t>
       </w:r>
     </w:p>
     <w:p>
@@ -7340,7 +9424,7 @@
         <w:keepNext/>
       </w:pPr>
       <w:r>
-        <w:t xml:space="preserve">    -e "source ./sql/reset_contacts.sql"</w:t>
+        <w:t xml:space="preserve">    -e "source ./sql/reset_contacts_c.sql"</w:t>
       </w:r>
     </w:p>
     <w:p>
@@ -7415,7 +9499,7 @@
         <w:keepNext/>
       </w:pPr>
       <w:r>
-        <w:t>mysql -u devuser -h 127.0.0.1 -P 3306 -D spa_contacts &lt; ./sql/reset_contacts.sql</w:t>
+        <w:t>mysql -u devuser -h 127.0.0.1 -P 3306 -D spa_contacts \</w:t>
       </w:r>
     </w:p>
     <w:p>
@@ -7424,6 +9508,15 @@
         <w:keepNext/>
       </w:pPr>
       <w:r>
+        <w:t xml:space="preserve">    &lt; ./sql/reset_contacts_c.sql</w:t>
+      </w:r>
+    </w:p>
+    <w:p>
+      <w:pPr>
+        <w:pStyle w:val="CommandBlock"/>
+        <w:keepNext/>
+      </w:pPr>
+      <w:r>
         <w:t>unset MYSQL_PWD</w:t>
       </w:r>
     </w:p>
@@ -7633,7 +9726,7 @@
         <w:pStyle w:val="ListBullet"/>
       </w:pPr>
       <w:r>
-        <w:t>Now run only the program line again, without the reset. The group Work already exists, and its UNIQUE name refuses a second one: the second line becomes Error: Duplicate entry 'Work' for key 'contact_groups.name', the server's error 1062. With no new group there is nothing to put contacts in, so both transactions are skipped; the list still shows the first run's rows, and the exit code is 1. Run the whole block again, reset lines included, to start from the known state.</w:t>
+        <w:t>Now run only the program line again, without the reset. The group Work already exists, and its UNIQUE name refuses a second one: the second line becomes Error: Duplicate entry 'Work' for key 'contact_groups_c.name', the server's error 1062. With no new group there is nothing to put contacts in, so both transactions are skipped; the list still shows the first run's rows, and the exit code is 1. Run the whole block again, reset lines included, to start from the known state.</w:t>
       </w:r>
     </w:p>
     <w:p>
@@ -7888,7 +9981,7 @@
         <w:pStyle w:val="SourceCode"/>
       </w:pPr>
       <w:r>
-        <w:t xml:space="preserve">    "INSERT INTO contact_groups (name) VALUES (?)";</w:t>
+        <w:t xml:space="preserve">    "INSERT INTO contact_groups_cpp (name) VALUES (?)";</w:t>
       </w:r>
     </w:p>
     <w:p>
@@ -7904,7 +9997,7 @@
         <w:pStyle w:val="SourceCode"/>
       </w:pPr>
       <w:r>
-        <w:t xml:space="preserve">    "INSERT INTO contacts (name, email, phone) VALUES (?, ?, ?)";</w:t>
+        <w:t xml:space="preserve">    "INSERT INTO contacts_cpp (name, email, phone) VALUES (?, ?, ?)";</w:t>
       </w:r>
     </w:p>
     <w:p>
@@ -7941,7 +10034,7 @@
         <w:pStyle w:val="SourceCode"/>
       </w:pPr>
       <w:r>
-        <w:t xml:space="preserve">    "UPDATE contacts SET group_id = ? WHERE id = ?";</w:t>
+        <w:t xml:space="preserve">    "UPDATE contacts_cpp SET group_id = ? WHERE id = ?";</w:t>
       </w:r>
     </w:p>
     <w:p>
@@ -7978,31 +10071,47 @@
         <w:pStyle w:val="SourceCode"/>
       </w:pPr>
       <w:r>
-        <w:t xml:space="preserve">    "SELECT contacts.id, contacts.name, contact_groups.name AS group_name "</w:t>
-      </w:r>
-    </w:p>
-    <w:p>
-      <w:pPr>
-        <w:pStyle w:val="SourceCode"/>
-      </w:pPr>
-      <w:r>
-        <w:t xml:space="preserve">    "FROM contacts "</w:t>
-      </w:r>
-    </w:p>
-    <w:p>
-      <w:pPr>
-        <w:pStyle w:val="SourceCode"/>
-      </w:pPr>
-      <w:r>
-        <w:t xml:space="preserve">    "LEFT JOIN contact_groups ON contacts.group_id = contact_groups.id "</w:t>
-      </w:r>
-    </w:p>
-    <w:p>
-      <w:pPr>
-        <w:pStyle w:val="SourceCode"/>
-      </w:pPr>
-      <w:r>
-        <w:t xml:space="preserve">    "ORDER BY contacts.id";</w:t>
+        <w:t xml:space="preserve">    "SELECT contacts_cpp.id, contacts_cpp.name, "</w:t>
+      </w:r>
+    </w:p>
+    <w:p>
+      <w:pPr>
+        <w:pStyle w:val="SourceCode"/>
+      </w:pPr>
+      <w:r>
+        <w:t xml:space="preserve">    "contact_groups_cpp.name AS group_name "</w:t>
+      </w:r>
+    </w:p>
+    <w:p>
+      <w:pPr>
+        <w:pStyle w:val="SourceCode"/>
+      </w:pPr>
+      <w:r>
+        <w:t xml:space="preserve">    "FROM contacts_cpp "</w:t>
+      </w:r>
+    </w:p>
+    <w:p>
+      <w:pPr>
+        <w:pStyle w:val="SourceCode"/>
+      </w:pPr>
+      <w:r>
+        <w:t xml:space="preserve">    "LEFT JOIN contact_groups_cpp "</w:t>
+      </w:r>
+    </w:p>
+    <w:p>
+      <w:pPr>
+        <w:pStyle w:val="SourceCode"/>
+      </w:pPr>
+      <w:r>
+        <w:t xml:space="preserve">    "ON contacts_cpp.group_id = contact_groups_cpp.id "</w:t>
+      </w:r>
+    </w:p>
+    <w:p>
+      <w:pPr>
+        <w:pStyle w:val="SourceCode"/>
+      </w:pPr>
+      <w:r>
+        <w:t xml:space="preserve">    "ORDER BY contacts_cpp.id";</w:t>
       </w:r>
     </w:p>
     <w:p>
@@ -9056,7 +11165,7 @@
         <w:keepNext/>
       </w:pPr>
       <w:r>
-        <w:t>Run the block from the lesson-4.13 folder, in a terminal that has SPA_DB_PASSWORD. The program adds a group and a contact, so the block runs the Data Reset's file again just before the program: every run then starts from the known state, with no groups and three contacts.</w:t>
+        <w:t>Run the block from the lesson-4.13 folder, in a terminal that has SPA_DB_PASSWORD. The program adds a group and a contact, so the block runs C++'s own reset file, reset_contacts_cpp.sql, again just before the program: every run then starts from the known state, with no groups and three contacts in contacts_cpp.</w:t>
       </w:r>
     </w:p>
     <w:p>
@@ -9178,7 +11287,7 @@
         <w:keepNext/>
       </w:pPr>
       <w:r>
-        <w:t xml:space="preserve">    -e "source ./sql/reset_contacts.sql"</w:t>
+        <w:t xml:space="preserve">    -e "source ./sql/reset_contacts_cpp.sql"</w:t>
       </w:r>
     </w:p>
     <w:p>
@@ -9262,7 +11371,7 @@
         <w:keepNext/>
       </w:pPr>
       <w:r>
-        <w:t>mysql -u devuser -h 127.0.0.1 -P 3306 -D spa_contacts &lt; ./sql/reset_contacts.sql</w:t>
+        <w:t>mysql -u devuser -h 127.0.0.1 -P 3306 -D spa_contacts \</w:t>
       </w:r>
     </w:p>
     <w:p>
@@ -9271,6 +11380,15 @@
         <w:keepNext/>
       </w:pPr>
       <w:r>
+        <w:t xml:space="preserve">    &lt; ./sql/reset_contacts_cpp.sql</w:t>
+      </w:r>
+    </w:p>
+    <w:p>
+      <w:pPr>
+        <w:pStyle w:val="CommandBlock"/>
+        <w:keepNext/>
+      </w:pPr>
+      <w:r>
         <w:t>unset MYSQL_PWD</w:t>
       </w:r>
     </w:p>
@@ -9484,7 +11602,7 @@
         <w:pStyle w:val="ListBullet"/>
       </w:pPr>
       <w:r>
-        <w:t>If the program ran without the reset lines above it, after an earlier run, the group Work already exists, and the UNIQUE name refuses a second one with error 1062, Duplicate entry 'Work' for key 'contact_groups.name': the program stops with no output after Connected and an exit code such as -2147483645: the INSERT threw an sql::SQLException that nothing caught. Run the whole block again, reset lines included.</w:t>
+        <w:t>If the program ran without the reset lines above it, after an earlier run, the group Work already exists, and the UNIQUE name refuses a second one with error 1062, Duplicate entry 'Work' for key 'contact_groups_cpp.name': the program stops with no output after Connected and an exit code such as -2147483645: the INSERT threw an sql::SQLException that nothing caught. Run the whole block again, reset lines included.</w:t>
       </w:r>
     </w:p>
     <w:p>
@@ -9695,7 +11813,7 @@
         <w:pStyle w:val="SourceCode"/>
       </w:pPr>
       <w:r>
-        <w:t xml:space="preserve">    "INSERT INTO contact_groups (name) VALUES (?)";</w:t>
+        <w:t xml:space="preserve">    "INSERT INTO contact_groups_cpp (name) VALUES (?)";</w:t>
       </w:r>
     </w:p>
     <w:p>
@@ -9711,7 +11829,7 @@
         <w:pStyle w:val="SourceCode"/>
       </w:pPr>
       <w:r>
-        <w:t xml:space="preserve">    "INSERT INTO contacts (name, email, phone) VALUES (?, ?, ?)";</w:t>
+        <w:t xml:space="preserve">    "INSERT INTO contacts_cpp (name, email, phone) VALUES (?, ?, ?)";</w:t>
       </w:r>
     </w:p>
     <w:p>
@@ -9740,7 +11858,7 @@
         <w:pStyle w:val="SourceCode"/>
       </w:pPr>
       <w:r>
-        <w:t xml:space="preserve">    "UPDATE contacts SET group_id = ? WHERE id = ?";</w:t>
+        <w:t xml:space="preserve">    "UPDATE contacts_cpp SET group_id = ? WHERE id = ?";</w:t>
       </w:r>
     </w:p>
     <w:p>
@@ -9777,31 +11895,47 @@
         <w:pStyle w:val="SourceCode"/>
       </w:pPr>
       <w:r>
-        <w:t xml:space="preserve">    "SELECT contacts.id, contacts.name, contact_groups.name AS group_name "</w:t>
-      </w:r>
-    </w:p>
-    <w:p>
-      <w:pPr>
-        <w:pStyle w:val="SourceCode"/>
-      </w:pPr>
-      <w:r>
-        <w:t xml:space="preserve">    "FROM contacts "</w:t>
-      </w:r>
-    </w:p>
-    <w:p>
-      <w:pPr>
-        <w:pStyle w:val="SourceCode"/>
-      </w:pPr>
-      <w:r>
-        <w:t xml:space="preserve">    "LEFT JOIN contact_groups ON contacts.group_id = contact_groups.id "</w:t>
-      </w:r>
-    </w:p>
-    <w:p>
-      <w:pPr>
-        <w:pStyle w:val="SourceCode"/>
-      </w:pPr>
-      <w:r>
-        <w:t xml:space="preserve">    "ORDER BY contacts.id";</w:t>
+        <w:t xml:space="preserve">    "SELECT contacts_cpp.id, contacts_cpp.name, "</w:t>
+      </w:r>
+    </w:p>
+    <w:p>
+      <w:pPr>
+        <w:pStyle w:val="SourceCode"/>
+      </w:pPr>
+      <w:r>
+        <w:t xml:space="preserve">    "contact_groups_cpp.name AS group_name "</w:t>
+      </w:r>
+    </w:p>
+    <w:p>
+      <w:pPr>
+        <w:pStyle w:val="SourceCode"/>
+      </w:pPr>
+      <w:r>
+        <w:t xml:space="preserve">    "FROM contacts_cpp "</w:t>
+      </w:r>
+    </w:p>
+    <w:p>
+      <w:pPr>
+        <w:pStyle w:val="SourceCode"/>
+      </w:pPr>
+      <w:r>
+        <w:t xml:space="preserve">    "LEFT JOIN contact_groups_cpp "</w:t>
+      </w:r>
+    </w:p>
+    <w:p>
+      <w:pPr>
+        <w:pStyle w:val="SourceCode"/>
+      </w:pPr>
+      <w:r>
+        <w:t xml:space="preserve">    "ON contacts_cpp.group_id = contact_groups_cpp.id "</w:t>
+      </w:r>
+    </w:p>
+    <w:p>
+      <w:pPr>
+        <w:pStyle w:val="SourceCode"/>
+      </w:pPr>
+      <w:r>
+        <w:t xml:space="preserve">    "ORDER BY contacts_cpp.id";</w:t>
       </w:r>
     </w:p>
     <w:p>
@@ -11404,7 +13538,7 @@
         <w:pStyle w:val="CommandBlock"/>
       </w:pPr>
       <w:r>
-        <w:t xml:space="preserve">    -e "source ./sql/reset_contacts.sql"</w:t>
+        <w:t xml:space="preserve">    -e "source ./sql/reset_contacts_cpp.sql"</w:t>
       </w:r>
     </w:p>
     <w:p>
@@ -11497,7 +13631,7 @@
         <w:keepNext/>
       </w:pPr>
       <w:r>
-        <w:t>mysql -u devuser -h 127.0.0.1 -P 3306 -D spa_contacts &lt; ./sql/reset_contacts.sql</w:t>
+        <w:t>mysql -u devuser -h 127.0.0.1 -P 3306 -D spa_contacts \</w:t>
       </w:r>
     </w:p>
     <w:p>
@@ -11506,6 +13640,15 @@
         <w:keepNext/>
       </w:pPr>
       <w:r>
+        <w:t xml:space="preserve">    &lt; ./sql/reset_contacts_cpp.sql</w:t>
+      </w:r>
+    </w:p>
+    <w:p>
+      <w:pPr>
+        <w:pStyle w:val="CommandBlock"/>
+        <w:keepNext/>
+      </w:pPr>
+      <w:r>
         <w:t>unset MYSQL_PWD</w:t>
       </w:r>
     </w:p>
@@ -11715,7 +13858,7 @@
         <w:pStyle w:val="ListBullet"/>
       </w:pPr>
       <w:r>
-        <w:t>Now run only the program line again, without the reset. The group Work already exists, and its UNIQUE name refuses a second one: the second line becomes Error: Duplicate entry 'Work' for key 'contact_groups.name', the server's error 1062. With no new group there is nothing to put contacts in, so both transactions are skipped; the list still shows the first run's rows, and the exit code is 1. Run the whole block again, reset lines included, to start from the known state.</w:t>
+        <w:t>Now run only the program line again, without the reset. The group Work already exists, and its UNIQUE name refuses a second one: the second line becomes Error: Duplicate entry 'Work' for key 'contact_groups_cpp.name', the server's error 1062. With no new group there is nothing to put contacts in, so both transactions are skipped; the list still shows the first run's rows, and the exit code is 1. Run the whole block again, reset lines included, to start from the known state.</w:t>
       </w:r>
     </w:p>
     <w:p>
@@ -11940,7 +14083,7 @@
         <w:pStyle w:val="SourceCode"/>
       </w:pPr>
       <w:r>
-        <w:t xml:space="preserve">        "INSERT INTO contact_groups (name) VALUES (@name)";</w:t>
+        <w:t xml:space="preserve">        "INSERT INTO contact_groups_csharp (name) VALUES (@name)";</w:t>
       </w:r>
     </w:p>
     <w:p>
@@ -11956,7 +14099,7 @@
         <w:pStyle w:val="SourceCode"/>
       </w:pPr>
       <w:r>
-        <w:t xml:space="preserve">        "INSERT INTO contacts (name, email, phone) " +</w:t>
+        <w:t xml:space="preserve">        "INSERT INTO contacts_csharp (name, email, phone) " +</w:t>
       </w:r>
     </w:p>
     <w:p>
@@ -11993,7 +14136,7 @@
         <w:pStyle w:val="SourceCode"/>
       </w:pPr>
       <w:r>
-        <w:t xml:space="preserve">        "UPDATE contacts SET group_id = @group_id WHERE id = @id";</w:t>
+        <w:t xml:space="preserve">        "UPDATE contacts_csharp SET group_id = @group_id WHERE id = @id";</w:t>
       </w:r>
     </w:p>
     <w:p>
@@ -12030,47 +14173,47 @@
         <w:pStyle w:val="SourceCode"/>
       </w:pPr>
       <w:r>
-        <w:t xml:space="preserve">        "SELECT contacts.id, contacts.name, " +</w:t>
-      </w:r>
-    </w:p>
-    <w:p>
-      <w:pPr>
-        <w:pStyle w:val="SourceCode"/>
-      </w:pPr>
-      <w:r>
-        <w:t xml:space="preserve">        "contact_groups.name AS group_name " +</w:t>
-      </w:r>
-    </w:p>
-    <w:p>
-      <w:pPr>
-        <w:pStyle w:val="SourceCode"/>
-      </w:pPr>
-      <w:r>
-        <w:t xml:space="preserve">        "FROM contacts " +</w:t>
-      </w:r>
-    </w:p>
-    <w:p>
-      <w:pPr>
-        <w:pStyle w:val="SourceCode"/>
-      </w:pPr>
-      <w:r>
-        <w:t xml:space="preserve">        "LEFT JOIN contact_groups " +</w:t>
-      </w:r>
-    </w:p>
-    <w:p>
-      <w:pPr>
-        <w:pStyle w:val="SourceCode"/>
-      </w:pPr>
-      <w:r>
-        <w:t xml:space="preserve">        "ON contacts.group_id = contact_groups.id " +</w:t>
-      </w:r>
-    </w:p>
-    <w:p>
-      <w:pPr>
-        <w:pStyle w:val="SourceCode"/>
-      </w:pPr>
-      <w:r>
-        <w:t xml:space="preserve">        "ORDER BY contacts.id";</w:t>
+        <w:t xml:space="preserve">        "SELECT contacts_csharp.id, contacts_csharp.name, " +</w:t>
+      </w:r>
+    </w:p>
+    <w:p>
+      <w:pPr>
+        <w:pStyle w:val="SourceCode"/>
+      </w:pPr>
+      <w:r>
+        <w:t xml:space="preserve">        "contact_groups_csharp.name AS group_name " +</w:t>
+      </w:r>
+    </w:p>
+    <w:p>
+      <w:pPr>
+        <w:pStyle w:val="SourceCode"/>
+      </w:pPr>
+      <w:r>
+        <w:t xml:space="preserve">        "FROM contacts_csharp " +</w:t>
+      </w:r>
+    </w:p>
+    <w:p>
+      <w:pPr>
+        <w:pStyle w:val="SourceCode"/>
+      </w:pPr>
+      <w:r>
+        <w:t xml:space="preserve">        "LEFT JOIN contact_groups_csharp " +</w:t>
+      </w:r>
+    </w:p>
+    <w:p>
+      <w:pPr>
+        <w:pStyle w:val="SourceCode"/>
+      </w:pPr>
+      <w:r>
+        <w:t xml:space="preserve">        "ON contacts_csharp.group_id = contact_groups_csharp.id " +</w:t>
+      </w:r>
+    </w:p>
+    <w:p>
+      <w:pPr>
+        <w:pStyle w:val="SourceCode"/>
+      </w:pPr>
+      <w:r>
+        <w:t xml:space="preserve">        "ORDER BY contacts_csharp.id";</w:t>
       </w:r>
     </w:p>
     <w:p>
@@ -13143,7 +15286,7 @@
         <w:keepNext/>
       </w:pPr>
       <w:r>
-        <w:t>Run the block from the lesson-4.13 folder, in a terminal that has SPA_DB_PASSWORD. The program adds a group and a contact, so the block runs the Data Reset's file again just before the program: every run then starts from the known state, with no groups and three contacts.</w:t>
+        <w:t>Run the block from the lesson-4.13 folder, in a terminal that has SPA_DB_PASSWORD. The program adds a group and a contact, so the block runs C#'s own reset file, reset_contacts_csharp.sql, again just before the program: every run then starts from the known state, with no groups and three contacts in contacts_csharp.</w:t>
       </w:r>
     </w:p>
     <w:p>
@@ -13193,7 +15336,7 @@
         <w:keepNext/>
       </w:pPr>
       <w:r>
-        <w:t xml:space="preserve">    -e "source ./sql/reset_contacts.sql"</w:t>
+        <w:t xml:space="preserve">    -e "source ./sql/reset_contacts_csharp.sql"</w:t>
       </w:r>
     </w:p>
     <w:p>
@@ -13250,7 +15393,7 @@
         <w:keepNext/>
       </w:pPr>
       <w:r>
-        <w:t>mysql -u devuser -h 127.0.0.1 -P 3306 -D spa_contacts &lt; ./sql/reset_contacts.sql</w:t>
+        <w:t>mysql -u devuser -h 127.0.0.1 -P 3306 -D spa_contacts \</w:t>
       </w:r>
     </w:p>
     <w:p>
@@ -13259,6 +15402,15 @@
         <w:keepNext/>
       </w:pPr>
       <w:r>
+        <w:t xml:space="preserve">    &lt; ./sql/reset_contacts_csharp.sql</w:t>
+      </w:r>
+    </w:p>
+    <w:p>
+      <w:pPr>
+        <w:pStyle w:val="CommandBlock"/>
+        <w:keepNext/>
+      </w:pPr>
+      <w:r>
         <w:t>unset MYSQL_PWD</w:t>
       </w:r>
     </w:p>
@@ -13475,7 +15627,7 @@
         <w:pStyle w:val="ListBullet"/>
       </w:pPr>
       <w:r>
-        <w:t>If the program ran without the reset lines above it, after an earlier run, the group Work already exists, and the UNIQUE name refuses a second one with error 1062, Duplicate entry 'Work' for key 'contact_groups.name': the program stops with Unhandled exception. MySqlConnector.MySqlException (0x80004005): Duplicate entry 'Work' for key 'contact_groups.name'. Run the whole block again, reset lines included.</w:t>
+        <w:t>If the program ran without the reset lines above it, after an earlier run, the group Work already exists, and the UNIQUE name refuses a second one with error 1062, Duplicate entry 'Work' for key 'contact_groups_csharp.name': the program stops with Unhandled exception. MySqlConnector.MySqlException (0x80004005): Duplicate entry 'Work' for key 'contact_groups_csharp.name'. Run the whole block again, reset lines included.</w:t>
       </w:r>
     </w:p>
     <w:p>
@@ -13670,7 +15822,7 @@
         <w:pStyle w:val="SourceCode"/>
       </w:pPr>
       <w:r>
-        <w:t xml:space="preserve">        "INSERT INTO contact_groups (name) VALUES (@name)";</w:t>
+        <w:t xml:space="preserve">        "INSERT INTO contact_groups_csharp (name) VALUES (@name)";</w:t>
       </w:r>
     </w:p>
     <w:p>
@@ -13686,7 +15838,7 @@
         <w:pStyle w:val="SourceCode"/>
       </w:pPr>
       <w:r>
-        <w:t xml:space="preserve">        "INSERT INTO contacts (name, email, phone) " +</w:t>
+        <w:t xml:space="preserve">        "INSERT INTO contacts_csharp (name, email, phone) " +</w:t>
       </w:r>
     </w:p>
     <w:p>
@@ -13723,7 +15875,7 @@
         <w:pStyle w:val="SourceCode"/>
       </w:pPr>
       <w:r>
-        <w:t xml:space="preserve">        "UPDATE contacts SET group_id = @group_id WHERE id = @id";</w:t>
+        <w:t xml:space="preserve">        "UPDATE contacts_csharp SET group_id = @group_id WHERE id = @id";</w:t>
       </w:r>
     </w:p>
     <w:p>
@@ -13760,47 +15912,47 @@
         <w:pStyle w:val="SourceCode"/>
       </w:pPr>
       <w:r>
-        <w:t xml:space="preserve">        "SELECT contacts.id, contacts.name, " +</w:t>
-      </w:r>
-    </w:p>
-    <w:p>
-      <w:pPr>
-        <w:pStyle w:val="SourceCode"/>
-      </w:pPr>
-      <w:r>
-        <w:t xml:space="preserve">        "contact_groups.name AS group_name " +</w:t>
-      </w:r>
-    </w:p>
-    <w:p>
-      <w:pPr>
-        <w:pStyle w:val="SourceCode"/>
-      </w:pPr>
-      <w:r>
-        <w:t xml:space="preserve">        "FROM contacts " +</w:t>
-      </w:r>
-    </w:p>
-    <w:p>
-      <w:pPr>
-        <w:pStyle w:val="SourceCode"/>
-      </w:pPr>
-      <w:r>
-        <w:t xml:space="preserve">        "LEFT JOIN contact_groups " +</w:t>
-      </w:r>
-    </w:p>
-    <w:p>
-      <w:pPr>
-        <w:pStyle w:val="SourceCode"/>
-      </w:pPr>
-      <w:r>
-        <w:t xml:space="preserve">        "ON contacts.group_id = contact_groups.id " +</w:t>
-      </w:r>
-    </w:p>
-    <w:p>
-      <w:pPr>
-        <w:pStyle w:val="SourceCode"/>
-      </w:pPr>
-      <w:r>
-        <w:t xml:space="preserve">        "ORDER BY contacts.id";</w:t>
+        <w:t xml:space="preserve">        "SELECT contacts_csharp.id, contacts_csharp.name, " +</w:t>
+      </w:r>
+    </w:p>
+    <w:p>
+      <w:pPr>
+        <w:pStyle w:val="SourceCode"/>
+      </w:pPr>
+      <w:r>
+        <w:t xml:space="preserve">        "contact_groups_csharp.name AS group_name " +</w:t>
+      </w:r>
+    </w:p>
+    <w:p>
+      <w:pPr>
+        <w:pStyle w:val="SourceCode"/>
+      </w:pPr>
+      <w:r>
+        <w:t xml:space="preserve">        "FROM contacts_csharp " +</w:t>
+      </w:r>
+    </w:p>
+    <w:p>
+      <w:pPr>
+        <w:pStyle w:val="SourceCode"/>
+      </w:pPr>
+      <w:r>
+        <w:t xml:space="preserve">        "LEFT JOIN contact_groups_csharp " +</w:t>
+      </w:r>
+    </w:p>
+    <w:p>
+      <w:pPr>
+        <w:pStyle w:val="SourceCode"/>
+      </w:pPr>
+      <w:r>
+        <w:t xml:space="preserve">        "ON contacts_csharp.group_id = contact_groups_csharp.id " +</w:t>
+      </w:r>
+    </w:p>
+    <w:p>
+      <w:pPr>
+        <w:pStyle w:val="SourceCode"/>
+      </w:pPr>
+      <w:r>
+        <w:t xml:space="preserve">        "ORDER BY contacts_csharp.id";</w:t>
       </w:r>
     </w:p>
     <w:p>
@@ -15513,7 +17665,7 @@
         <w:keepNext/>
       </w:pPr>
       <w:r>
-        <w:t xml:space="preserve">    -e "source ./sql/reset_contacts.sql"</w:t>
+        <w:t xml:space="preserve">    -e "source ./sql/reset_contacts_csharp.sql"</w:t>
       </w:r>
     </w:p>
     <w:p>
@@ -15579,7 +17731,7 @@
         <w:keepNext/>
       </w:pPr>
       <w:r>
-        <w:t>mysql -u devuser -h 127.0.0.1 -P 3306 -D spa_contacts &lt; ./sql/reset_contacts.sql</w:t>
+        <w:t>mysql -u devuser -h 127.0.0.1 -P 3306 -D spa_contacts \</w:t>
       </w:r>
     </w:p>
     <w:p>
@@ -15588,6 +17740,15 @@
         <w:keepNext/>
       </w:pPr>
       <w:r>
+        <w:t xml:space="preserve">    &lt; ./sql/reset_contacts_csharp.sql</w:t>
+      </w:r>
+    </w:p>
+    <w:p>
+      <w:pPr>
+        <w:pStyle w:val="CommandBlock"/>
+        <w:keepNext/>
+      </w:pPr>
+      <w:r>
         <w:t>unset MYSQL_PWD</w:t>
       </w:r>
     </w:p>
@@ -15797,7 +17958,7 @@
         <w:pStyle w:val="ListBullet"/>
       </w:pPr>
       <w:r>
-        <w:t>Now run only the program line again, without the reset. The group Work already exists, and its UNIQUE name refuses a second one: the second line becomes Error: Duplicate entry 'Work' for key 'contact_groups.name', the server's error 1062. With no new group there is nothing to put contacts in, so both transactions are skipped; the list still shows the first run's rows, and the exit code is 1. Run the whole block again, reset lines included, to start from the known state.</w:t>
+        <w:t>Now run only the program line again, without the reset. The group Work already exists, and its UNIQUE name refuses a second one: the second line becomes Error: Duplicate entry 'Work' for key 'contact_groups_csharp.name', the server's error 1062. With no new group there is nothing to put contacts in, so both transactions are skipped; the list still shows the first run's rows, and the exit code is 1. Run the whole block again, reset lines included, to start from the known state.</w:t>
       </w:r>
     </w:p>
     <w:p>
@@ -16057,15 +18218,15 @@
         <w:pStyle w:val="SourceCode"/>
       </w:pPr>
       <w:r>
-        <w:t>const insertGroupSQL = "INSERT INTO contact_groups (name) VALUES (?)"</w:t>
-      </w:r>
-    </w:p>
-    <w:p>
-      <w:pPr>
-        <w:pStyle w:val="SourceCode"/>
-      </w:pPr>
-      <w:r>
-        <w:t>const insertContactSQL = "INSERT INTO contacts (name, email, phone) " +</w:t>
+        <w:t>const insertGroupSQL = "INSERT INTO contact_groups_go (name) VALUES (?)"</w:t>
+      </w:r>
+    </w:p>
+    <w:p>
+      <w:pPr>
+        <w:pStyle w:val="SourceCode"/>
+      </w:pPr>
+      <w:r>
+        <w:t>const insertContactSQL = "INSERT INTO contacts_go (name, email, phone) " +</w:t>
       </w:r>
     </w:p>
     <w:p>
@@ -16102,7 +18263,7 @@
         <w:pStyle w:val="SourceCode"/>
       </w:pPr>
       <w:r>
-        <w:t>const assignGroupSQL = "UPDATE contacts SET group_id = ? WHERE id = ?"</w:t>
+        <w:t>const assignGroupSQL = "UPDATE contacts_go SET group_id = ? WHERE id = ?"</w:t>
       </w:r>
     </w:p>
     <w:p>
@@ -16131,39 +18292,47 @@
         <w:pStyle w:val="SourceCode"/>
       </w:pPr>
       <w:r>
-        <w:t>const leftJoinSQL = "SELECT contacts.id, contacts.name, " +</w:t>
-      </w:r>
-    </w:p>
-    <w:p>
-      <w:pPr>
-        <w:pStyle w:val="SourceCode"/>
-      </w:pPr>
-      <w:r>
-        <w:t xml:space="preserve">    "contact_groups.name AS group_name " +</w:t>
-      </w:r>
-    </w:p>
-    <w:p>
-      <w:pPr>
-        <w:pStyle w:val="SourceCode"/>
-      </w:pPr>
-      <w:r>
-        <w:t xml:space="preserve">    "FROM contacts " +</w:t>
-      </w:r>
-    </w:p>
-    <w:p>
-      <w:pPr>
-        <w:pStyle w:val="SourceCode"/>
-      </w:pPr>
-      <w:r>
-        <w:t xml:space="preserve">    "LEFT JOIN contact_groups ON contacts.group_id = contact_groups.id " +</w:t>
-      </w:r>
-    </w:p>
-    <w:p>
-      <w:pPr>
-        <w:pStyle w:val="SourceCode"/>
-      </w:pPr>
-      <w:r>
-        <w:t xml:space="preserve">    "ORDER BY contacts.id"</w:t>
+        <w:t>const leftJoinSQL = "SELECT contacts_go.id, contacts_go.name, " +</w:t>
+      </w:r>
+    </w:p>
+    <w:p>
+      <w:pPr>
+        <w:pStyle w:val="SourceCode"/>
+      </w:pPr>
+      <w:r>
+        <w:t xml:space="preserve">    "contact_groups_go.name AS group_name " +</w:t>
+      </w:r>
+    </w:p>
+    <w:p>
+      <w:pPr>
+        <w:pStyle w:val="SourceCode"/>
+      </w:pPr>
+      <w:r>
+        <w:t xml:space="preserve">    "FROM contacts_go " +</w:t>
+      </w:r>
+    </w:p>
+    <w:p>
+      <w:pPr>
+        <w:pStyle w:val="SourceCode"/>
+      </w:pPr>
+      <w:r>
+        <w:t xml:space="preserve">    "LEFT JOIN contact_groups_go " +</w:t>
+      </w:r>
+    </w:p>
+    <w:p>
+      <w:pPr>
+        <w:pStyle w:val="SourceCode"/>
+      </w:pPr>
+      <w:r>
+        <w:t xml:space="preserve">    "ON contacts_go.group_id = contact_groups_go.id " +</w:t>
+      </w:r>
+    </w:p>
+    <w:p>
+      <w:pPr>
+        <w:pStyle w:val="SourceCode"/>
+      </w:pPr>
+      <w:r>
+        <w:t xml:space="preserve">    "ORDER BY contacts_go.id"</w:t>
       </w:r>
     </w:p>
     <w:p>
@@ -17113,7 +19282,7 @@
         <w:keepNext/>
       </w:pPr>
       <w:r>
-        <w:t>Run the block from the lesson-4.13 folder, in a terminal that has SPA_DB_PASSWORD. The program adds a group and a contact, so the block runs the Data Reset's file again just before the program: every run then starts from the known state, with no groups and three contacts.</w:t>
+        <w:t>Run the block from the lesson-4.13 folder, in a terminal that has SPA_DB_PASSWORD. The program adds a group and a contact, so the block runs Go's own reset file, reset_contacts_go.sql, again just before the program: every run then starts from the known state, with no groups and three contacts in contacts_go.</w:t>
       </w:r>
     </w:p>
     <w:p>
@@ -17163,7 +19332,7 @@
         <w:keepNext/>
       </w:pPr>
       <w:r>
-        <w:t xml:space="preserve">    -e "source ./sql/reset_contacts.sql"</w:t>
+        <w:t xml:space="preserve">    -e "source ./sql/reset_contacts_go.sql"</w:t>
       </w:r>
     </w:p>
     <w:p>
@@ -17220,7 +19389,7 @@
         <w:keepNext/>
       </w:pPr>
       <w:r>
-        <w:t>mysql -u devuser -h 127.0.0.1 -P 3306 -D spa_contacts &lt; ./sql/reset_contacts.sql</w:t>
+        <w:t>mysql -u devuser -h 127.0.0.1 -P 3306 -D spa_contacts \</w:t>
       </w:r>
     </w:p>
     <w:p>
@@ -17229,6 +19398,15 @@
         <w:keepNext/>
       </w:pPr>
       <w:r>
+        <w:t xml:space="preserve">    &lt; ./sql/reset_contacts_go.sql</w:t>
+      </w:r>
+    </w:p>
+    <w:p>
+      <w:pPr>
+        <w:pStyle w:val="CommandBlock"/>
+        <w:keepNext/>
+      </w:pPr>
+      <w:r>
         <w:t>unset MYSQL_PWD</w:t>
       </w:r>
     </w:p>
@@ -17445,7 +19623,7 @@
         <w:pStyle w:val="ListBullet"/>
       </w:pPr>
       <w:r>
-        <w:t>If the program ran without the reset lines above it, after an earlier run, the group Work already exists, and the UNIQUE name refuses a second one with error 1062, Duplicate entry 'Work' for key 'contact_groups.name': the program stops with panic: runtime error: invalid memory address: Exec was refused, and the Basic version threw its error value away. Run the whole block again, reset lines included.</w:t>
+        <w:t>If the program ran without the reset lines above it, after an earlier run, the group Work already exists, and the UNIQUE name refuses a second one with error 1062, Duplicate entry 'Work' for key 'contact_groups_go.name': the program stops with panic: runtime error: invalid memory address: Exec was refused, and the Basic version threw its error value away. Run the whole block again, reset lines included.</w:t>
       </w:r>
     </w:p>
     <w:p>
@@ -17683,15 +19861,15 @@
         <w:pStyle w:val="SourceCode"/>
       </w:pPr>
       <w:r>
-        <w:t>const insertGroupSQL = "INSERT INTO contact_groups (name) VALUES (?)"</w:t>
-      </w:r>
-    </w:p>
-    <w:p>
-      <w:pPr>
-        <w:pStyle w:val="SourceCode"/>
-      </w:pPr>
-      <w:r>
-        <w:t>const insertContactSQL = "INSERT INTO contacts (name, email, phone) " +</w:t>
+        <w:t>const insertGroupSQL = "INSERT INTO contact_groups_go (name) VALUES (?)"</w:t>
+      </w:r>
+    </w:p>
+    <w:p>
+      <w:pPr>
+        <w:pStyle w:val="SourceCode"/>
+      </w:pPr>
+      <w:r>
+        <w:t>const insertContactSQL = "INSERT INTO contacts_go (name, email, phone) " +</w:t>
       </w:r>
     </w:p>
     <w:p>
@@ -17720,7 +19898,7 @@
         <w:pStyle w:val="SourceCode"/>
       </w:pPr>
       <w:r>
-        <w:t>const assignGroupSQL = "UPDATE contacts SET group_id = ? WHERE id = ?"</w:t>
+        <w:t>const assignGroupSQL = "UPDATE contacts_go SET group_id = ? WHERE id = ?"</w:t>
       </w:r>
     </w:p>
     <w:p>
@@ -17749,39 +19927,47 @@
         <w:pStyle w:val="SourceCode"/>
       </w:pPr>
       <w:r>
-        <w:t>const leftJoinSQL = "SELECT contacts.id, contacts.name, " +</w:t>
-      </w:r>
-    </w:p>
-    <w:p>
-      <w:pPr>
-        <w:pStyle w:val="SourceCode"/>
-      </w:pPr>
-      <w:r>
-        <w:t xml:space="preserve">    "contact_groups.name AS group_name " +</w:t>
-      </w:r>
-    </w:p>
-    <w:p>
-      <w:pPr>
-        <w:pStyle w:val="SourceCode"/>
-      </w:pPr>
-      <w:r>
-        <w:t xml:space="preserve">    "FROM contacts " +</w:t>
-      </w:r>
-    </w:p>
-    <w:p>
-      <w:pPr>
-        <w:pStyle w:val="SourceCode"/>
-      </w:pPr>
-      <w:r>
-        <w:t xml:space="preserve">    "LEFT JOIN contact_groups ON contacts.group_id = contact_groups.id " +</w:t>
-      </w:r>
-    </w:p>
-    <w:p>
-      <w:pPr>
-        <w:pStyle w:val="SourceCode"/>
-      </w:pPr>
-      <w:r>
-        <w:t xml:space="preserve">    "ORDER BY contacts.id"</w:t>
+        <w:t>const leftJoinSQL = "SELECT contacts_go.id, contacts_go.name, " +</w:t>
+      </w:r>
+    </w:p>
+    <w:p>
+      <w:pPr>
+        <w:pStyle w:val="SourceCode"/>
+      </w:pPr>
+      <w:r>
+        <w:t xml:space="preserve">    "contact_groups_go.name AS group_name " +</w:t>
+      </w:r>
+    </w:p>
+    <w:p>
+      <w:pPr>
+        <w:pStyle w:val="SourceCode"/>
+      </w:pPr>
+      <w:r>
+        <w:t xml:space="preserve">    "FROM contacts_go " +</w:t>
+      </w:r>
+    </w:p>
+    <w:p>
+      <w:pPr>
+        <w:pStyle w:val="SourceCode"/>
+      </w:pPr>
+      <w:r>
+        <w:t xml:space="preserve">    "LEFT JOIN contact_groups_go " +</w:t>
+      </w:r>
+    </w:p>
+    <w:p>
+      <w:pPr>
+        <w:pStyle w:val="SourceCode"/>
+      </w:pPr>
+      <w:r>
+        <w:t xml:space="preserve">    "ON contacts_go.group_id = contact_groups_go.id " +</w:t>
+      </w:r>
+    </w:p>
+    <w:p>
+      <w:pPr>
+        <w:pStyle w:val="SourceCode"/>
+      </w:pPr>
+      <w:r>
+        <w:t xml:space="preserve">    "ORDER BY contacts_go.id"</w:t>
       </w:r>
     </w:p>
     <w:p>
@@ -19651,7 +21837,7 @@
         <w:keepNext/>
       </w:pPr>
       <w:r>
-        <w:t xml:space="preserve">    -e "source ./sql/reset_contacts.sql"</w:t>
+        <w:t xml:space="preserve">    -e "source ./sql/reset_contacts_go.sql"</w:t>
       </w:r>
     </w:p>
     <w:p>
@@ -19717,7 +21903,7 @@
         <w:keepNext/>
       </w:pPr>
       <w:r>
-        <w:t>mysql -u devuser -h 127.0.0.1 -P 3306 -D spa_contacts &lt; ./sql/reset_contacts.sql</w:t>
+        <w:t>mysql -u devuser -h 127.0.0.1 -P 3306 -D spa_contacts \</w:t>
       </w:r>
     </w:p>
     <w:p>
@@ -19726,6 +21912,15 @@
         <w:keepNext/>
       </w:pPr>
       <w:r>
+        <w:t xml:space="preserve">    &lt; ./sql/reset_contacts_go.sql</w:t>
+      </w:r>
+    </w:p>
+    <w:p>
+      <w:pPr>
+        <w:pStyle w:val="CommandBlock"/>
+        <w:keepNext/>
+      </w:pPr>
+      <w:r>
         <w:t>unset MYSQL_PWD</w:t>
       </w:r>
     </w:p>
@@ -19935,7 +22130,7 @@
         <w:pStyle w:val="ListBullet"/>
       </w:pPr>
       <w:r>
-        <w:t>Now run only the program line again, without the reset. The group Work already exists, and its UNIQUE name refuses a second one: the second line becomes Error: Duplicate entry 'Work' for key 'contact_groups.name', the server's error 1062. With no new group there is nothing to put contacts in, so both transactions are skipped; the list still shows the first run's rows, and the exit code is 1. Run the whole block again, reset lines included, to start from the known state.</w:t>
+        <w:t>Now run only the program line again, without the reset. The group Work already exists, and its UNIQUE name refuses a second one: the second line becomes Error: Duplicate entry 'Work' for key 'contact_groups_go.name', the server's error 1062. With no new group there is nothing to put contacts in, so both transactions are skipped; the list still shows the first run's rows, and the exit code is 1. Run the whole block again, reset lines included, to start from the known state.</w:t>
       </w:r>
     </w:p>
     <w:p>
@@ -20173,15 +22368,23 @@
         <w:pStyle w:val="SourceCode"/>
       </w:pPr>
       <w:r>
-        <w:t>INSERT_GROUP = "INSERT INTO contact_groups (name) VALUES (%s)"</w:t>
-      </w:r>
-    </w:p>
-    <w:p>
-      <w:pPr>
-        <w:pStyle w:val="SourceCode"/>
-      </w:pPr>
-      <w:r>
-        <w:t>INSERT_CONTACT = "INSERT INTO contacts (name, email, phone) VALUES (%s, %s, %s)"</w:t>
+        <w:t>INSERT_GROUP = "INSERT INTO contact_groups_python (name) VALUES (%s)"</w:t>
+      </w:r>
+    </w:p>
+    <w:p>
+      <w:pPr>
+        <w:pStyle w:val="SourceCode"/>
+      </w:pPr>
+      <w:r>
+        <w:t>INSERT_CONTACT = ("INSERT INTO contacts_python (name, email, phone) "</w:t>
+      </w:r>
+    </w:p>
+    <w:p>
+      <w:pPr>
+        <w:pStyle w:val="SourceCode"/>
+      </w:pPr>
+      <w:r>
+        <w:t xml:space="preserve">                  "VALUES (%s, %s, %s)")</w:t>
       </w:r>
     </w:p>
     <w:p>
@@ -20210,7 +22413,7 @@
         <w:pStyle w:val="SourceCode"/>
       </w:pPr>
       <w:r>
-        <w:t>ASSIGN_GROUP = "UPDATE contacts SET group_id = %s WHERE id = %s"</w:t>
+        <w:t>ASSIGN_GROUP = "UPDATE contacts_python SET group_id = %s WHERE id = %s"</w:t>
       </w:r>
     </w:p>
     <w:p>
@@ -20247,31 +22450,47 @@
         <w:pStyle w:val="SourceCode"/>
       </w:pPr>
       <w:r>
-        <w:t xml:space="preserve">    "SELECT contacts.id, contacts.name, contact_groups.name AS group_name "</w:t>
-      </w:r>
-    </w:p>
-    <w:p>
-      <w:pPr>
-        <w:pStyle w:val="SourceCode"/>
-      </w:pPr>
-      <w:r>
-        <w:t xml:space="preserve">    "FROM contacts "</w:t>
-      </w:r>
-    </w:p>
-    <w:p>
-      <w:pPr>
-        <w:pStyle w:val="SourceCode"/>
-      </w:pPr>
-      <w:r>
-        <w:t xml:space="preserve">    "LEFT JOIN contact_groups ON contacts.group_id = contact_groups.id "</w:t>
-      </w:r>
-    </w:p>
-    <w:p>
-      <w:pPr>
-        <w:pStyle w:val="SourceCode"/>
-      </w:pPr>
-      <w:r>
-        <w:t xml:space="preserve">    "ORDER BY contacts.id"</w:t>
+        <w:t xml:space="preserve">    "SELECT contacts_python.id, contacts_python.name, "</w:t>
+      </w:r>
+    </w:p>
+    <w:p>
+      <w:pPr>
+        <w:pStyle w:val="SourceCode"/>
+      </w:pPr>
+      <w:r>
+        <w:t xml:space="preserve">    "contact_groups_python.name AS group_name "</w:t>
+      </w:r>
+    </w:p>
+    <w:p>
+      <w:pPr>
+        <w:pStyle w:val="SourceCode"/>
+      </w:pPr>
+      <w:r>
+        <w:t xml:space="preserve">    "FROM contacts_python "</w:t>
+      </w:r>
+    </w:p>
+    <w:p>
+      <w:pPr>
+        <w:pStyle w:val="SourceCode"/>
+      </w:pPr>
+      <w:r>
+        <w:t xml:space="preserve">    "LEFT JOIN contact_groups_python "</w:t>
+      </w:r>
+    </w:p>
+    <w:p>
+      <w:pPr>
+        <w:pStyle w:val="SourceCode"/>
+      </w:pPr>
+      <w:r>
+        <w:t xml:space="preserve">    "ON contacts_python.group_id = contact_groups_python.id "</w:t>
+      </w:r>
+    </w:p>
+    <w:p>
+      <w:pPr>
+        <w:pStyle w:val="SourceCode"/>
+      </w:pPr>
+      <w:r>
+        <w:t xml:space="preserve">    "ORDER BY contacts_python.id"</w:t>
       </w:r>
     </w:p>
     <w:p>
@@ -21115,7 +23334,7 @@
         <w:keepNext/>
       </w:pPr>
       <w:r>
-        <w:t>Run the block from the lesson-4.13 folder, in a terminal that has SPA_DB_PASSWORD. Python has no build step. The program adds a group and a contact, so the block runs the Data Reset's file again just before the program: every run then starts from the known state, with no groups and three contacts.</w:t>
+        <w:t>Run the block from the lesson-4.13 folder, in a terminal that has SPA_DB_PASSWORD. Python has no build step. The program adds a group and a contact, so the block runs Python's own reset file, reset_contacts_python.sql, again just before the program: every run then starts from the known state, with no groups and three contacts in contacts_python.</w:t>
       </w:r>
     </w:p>
     <w:p>
@@ -21156,7 +23375,7 @@
         <w:keepNext/>
       </w:pPr>
       <w:r>
-        <w:t xml:space="preserve">    -e "source ./sql/reset_contacts.sql"</w:t>
+        <w:t xml:space="preserve">    -e "source ./sql/reset_contacts_python.sql"</w:t>
       </w:r>
     </w:p>
     <w:p>
@@ -21204,7 +23423,7 @@
         <w:keepNext/>
       </w:pPr>
       <w:r>
-        <w:t>mysql -u devuser -h 127.0.0.1 -P 3306 -D spa_contacts &lt; ./sql/reset_contacts.sql</w:t>
+        <w:t>mysql -u devuser -h 127.0.0.1 -P 3306 -D spa_contacts \</w:t>
       </w:r>
     </w:p>
     <w:p>
@@ -21213,6 +23432,15 @@
         <w:keepNext/>
       </w:pPr>
       <w:r>
+        <w:t xml:space="preserve">    &lt; ./sql/reset_contacts_python.sql</w:t>
+      </w:r>
+    </w:p>
+    <w:p>
+      <w:pPr>
+        <w:pStyle w:val="CommandBlock"/>
+        <w:keepNext/>
+      </w:pPr>
+      <w:r>
         <w:t>unset MYSQL_PWD</w:t>
       </w:r>
     </w:p>
@@ -21429,7 +23657,7 @@
         <w:pStyle w:val="ListBullet"/>
       </w:pPr>
       <w:r>
-        <w:t>If the program ran without the reset lines above it, after an earlier run, the group Work already exists, and the UNIQUE name refuses a second one with error 1062, Duplicate entry 'Work' for key 'contact_groups.name': Python stops with a traceback ending in mysql.connector.errors.IntegrityError: 1062 (23000): Duplicate entry 'Work' for key 'contact_groups.name'. Run the whole block again, reset lines included.</w:t>
+        <w:t>If the program ran without the reset lines above it, after an earlier run, the group Work already exists, and the UNIQUE name refuses a second one with error 1062, Duplicate entry 'Work' for key 'contact_groups_python.name': Python stops with a traceback ending in mysql.connector.errors.IntegrityError: 1062 (23000): Duplicate entry 'Work' for key 'contact_groups_python.name'. Run the whole block again, reset lines included.</w:t>
       </w:r>
     </w:p>
     <w:p>
@@ -21629,15 +23857,23 @@
         <w:pStyle w:val="SourceCode"/>
       </w:pPr>
       <w:r>
-        <w:t>INSERT_GROUP = "INSERT INTO contact_groups (name) VALUES (%s)"</w:t>
-      </w:r>
-    </w:p>
-    <w:p>
-      <w:pPr>
-        <w:pStyle w:val="SourceCode"/>
-      </w:pPr>
-      <w:r>
-        <w:t>INSERT_CONTACT = "INSERT INTO contacts (name, email, phone) VALUES (%s, %s, %s)"</w:t>
+        <w:t>INSERT_GROUP = "INSERT INTO contact_groups_python (name) VALUES (%s)"</w:t>
+      </w:r>
+    </w:p>
+    <w:p>
+      <w:pPr>
+        <w:pStyle w:val="SourceCode"/>
+      </w:pPr>
+      <w:r>
+        <w:t>INSERT_CONTACT = ("INSERT INTO contacts_python (name, email, phone) "</w:t>
+      </w:r>
+    </w:p>
+    <w:p>
+      <w:pPr>
+        <w:pStyle w:val="SourceCode"/>
+      </w:pPr>
+      <w:r>
+        <w:t xml:space="preserve">                  "VALUES (%s, %s, %s)")</w:t>
       </w:r>
     </w:p>
     <w:p>
@@ -21658,7 +23894,7 @@
         <w:pStyle w:val="SourceCode"/>
       </w:pPr>
       <w:r>
-        <w:t>ASSIGN_GROUP = "UPDATE contacts SET group_id = %s WHERE id = %s"</w:t>
+        <w:t>ASSIGN_GROUP = "UPDATE contacts_python SET group_id = %s WHERE id = %s"</w:t>
       </w:r>
     </w:p>
     <w:p>
@@ -21695,31 +23931,47 @@
         <w:pStyle w:val="SourceCode"/>
       </w:pPr>
       <w:r>
-        <w:t xml:space="preserve">    "SELECT contacts.id, contacts.name, contact_groups.name AS group_name "</w:t>
-      </w:r>
-    </w:p>
-    <w:p>
-      <w:pPr>
-        <w:pStyle w:val="SourceCode"/>
-      </w:pPr>
-      <w:r>
-        <w:t xml:space="preserve">    "FROM contacts "</w:t>
-      </w:r>
-    </w:p>
-    <w:p>
-      <w:pPr>
-        <w:pStyle w:val="SourceCode"/>
-      </w:pPr>
-      <w:r>
-        <w:t xml:space="preserve">    "LEFT JOIN contact_groups ON contacts.group_id = contact_groups.id "</w:t>
-      </w:r>
-    </w:p>
-    <w:p>
-      <w:pPr>
-        <w:pStyle w:val="SourceCode"/>
-      </w:pPr>
-      <w:r>
-        <w:t xml:space="preserve">    "ORDER BY contacts.id"</w:t>
+        <w:t xml:space="preserve">    "SELECT contacts_python.id, contacts_python.name, "</w:t>
+      </w:r>
+    </w:p>
+    <w:p>
+      <w:pPr>
+        <w:pStyle w:val="SourceCode"/>
+      </w:pPr>
+      <w:r>
+        <w:t xml:space="preserve">    "contact_groups_python.name AS group_name "</w:t>
+      </w:r>
+    </w:p>
+    <w:p>
+      <w:pPr>
+        <w:pStyle w:val="SourceCode"/>
+      </w:pPr>
+      <w:r>
+        <w:t xml:space="preserve">    "FROM contacts_python "</w:t>
+      </w:r>
+    </w:p>
+    <w:p>
+      <w:pPr>
+        <w:pStyle w:val="SourceCode"/>
+      </w:pPr>
+      <w:r>
+        <w:t xml:space="preserve">    "LEFT JOIN contact_groups_python "</w:t>
+      </w:r>
+    </w:p>
+    <w:p>
+      <w:pPr>
+        <w:pStyle w:val="SourceCode"/>
+      </w:pPr>
+      <w:r>
+        <w:t xml:space="preserve">    "ON contacts_python.group_id = contact_groups_python.id "</w:t>
+      </w:r>
+    </w:p>
+    <w:p>
+      <w:pPr>
+        <w:pStyle w:val="SourceCode"/>
+      </w:pPr>
+      <w:r>
+        <w:t xml:space="preserve">    "ORDER BY contacts_python.id"</w:t>
       </w:r>
     </w:p>
     <w:p>
@@ -22948,7 +25200,7 @@
         <w:keepNext/>
       </w:pPr>
       <w:r>
-        <w:t xml:space="preserve">    -e "source ./sql/reset_contacts.sql"</w:t>
+        <w:t xml:space="preserve">    -e "source ./sql/reset_contacts_python.sql"</w:t>
       </w:r>
     </w:p>
     <w:p>
@@ -23005,7 +25257,7 @@
         <w:keepNext/>
       </w:pPr>
       <w:r>
-        <w:t>mysql -u devuser -h 127.0.0.1 -P 3306 -D spa_contacts &lt; ./sql/reset_contacts.sql</w:t>
+        <w:t>mysql -u devuser -h 127.0.0.1 -P 3306 -D spa_contacts \</w:t>
       </w:r>
     </w:p>
     <w:p>
@@ -23014,6 +25266,15 @@
         <w:keepNext/>
       </w:pPr>
       <w:r>
+        <w:t xml:space="preserve">    &lt; ./sql/reset_contacts_python.sql</w:t>
+      </w:r>
+    </w:p>
+    <w:p>
+      <w:pPr>
+        <w:pStyle w:val="CommandBlock"/>
+        <w:keepNext/>
+      </w:pPr>
+      <w:r>
         <w:t>unset MYSQL_PWD</w:t>
       </w:r>
     </w:p>
@@ -23223,7 +25484,7 @@
         <w:pStyle w:val="ListBullet"/>
       </w:pPr>
       <w:r>
-        <w:t>Now run only the program line again, without the reset. The group Work already exists, and its UNIQUE name refuses a second one: the second line becomes Error: Duplicate entry 'Work' for key 'contact_groups.name', the server's error 1062. With no new group there is nothing to put contacts in, so both transactions are skipped; the list still shows the first run's rows, and the exit code is 1. Run the whole block again, reset lines included, to start from the known state.</w:t>
+        <w:t>Now run only the program line again, without the reset. The group Work already exists, and its UNIQUE name refuses a second one: the second line becomes Error: Duplicate entry 'Work' for key 'contact_groups_python.name', the server's error 1062. With no new group there is nothing to put contacts in, so both transactions are skipped; the list still shows the first run's rows, and the exit code is 1. Run the whole block again, reset lines included, to start from the known state.</w:t>
       </w:r>
     </w:p>
     <w:p>
@@ -23472,7 +25733,15 @@
         <w:pStyle w:val="SourceCode"/>
       </w:pPr>
       <w:r>
-        <w:t>const INSERT_GROUP: string = "INSERT INTO contact_groups (name) VALUES (?)";</w:t>
+        <w:t>const INSERT_GROUP: string =</w:t>
+      </w:r>
+    </w:p>
+    <w:p>
+      <w:pPr>
+        <w:pStyle w:val="SourceCode"/>
+      </w:pPr>
+      <w:r>
+        <w:t xml:space="preserve">    "INSERT INTO contact_groups_typescript (name) VALUES (?)";</w:t>
       </w:r>
     </w:p>
     <w:p>
@@ -23488,7 +25757,7 @@
         <w:pStyle w:val="SourceCode"/>
       </w:pPr>
       <w:r>
-        <w:t xml:space="preserve">    "INSERT INTO contacts (name, email, phone) VALUES (?, ?, ?)";</w:t>
+        <w:t xml:space="preserve">    "INSERT INTO contacts_typescript (name, email, phone) VALUES (?, ?, ?)";</w:t>
       </w:r>
     </w:p>
     <w:p>
@@ -23517,7 +25786,15 @@
         <w:pStyle w:val="SourceCode"/>
       </w:pPr>
       <w:r>
-        <w:t>const ASSIGN_GROUP: string = "UPDATE contacts SET group_id = ? WHERE id = ?";</w:t>
+        <w:t>const ASSIGN_GROUP: string =</w:t>
+      </w:r>
+    </w:p>
+    <w:p>
+      <w:pPr>
+        <w:pStyle w:val="SourceCode"/>
+      </w:pPr>
+      <w:r>
+        <w:t xml:space="preserve">    "UPDATE contacts_typescript SET group_id = ? WHERE id = ?";</w:t>
       </w:r>
     </w:p>
     <w:p>
@@ -23554,31 +25831,47 @@
         <w:pStyle w:val="SourceCode"/>
       </w:pPr>
       <w:r>
-        <w:t xml:space="preserve">    "SELECT contacts.id, contacts.name, contact_groups.name AS group_name " +</w:t>
-      </w:r>
-    </w:p>
-    <w:p>
-      <w:pPr>
-        <w:pStyle w:val="SourceCode"/>
-      </w:pPr>
-      <w:r>
-        <w:t xml:space="preserve">    "FROM contacts " +</w:t>
-      </w:r>
-    </w:p>
-    <w:p>
-      <w:pPr>
-        <w:pStyle w:val="SourceCode"/>
-      </w:pPr>
-      <w:r>
-        <w:t xml:space="preserve">    "LEFT JOIN contact_groups ON contacts.group_id = contact_groups.id " +</w:t>
-      </w:r>
-    </w:p>
-    <w:p>
-      <w:pPr>
-        <w:pStyle w:val="SourceCode"/>
-      </w:pPr>
-      <w:r>
-        <w:t xml:space="preserve">    "ORDER BY contacts.id";</w:t>
+        <w:t xml:space="preserve">    "SELECT contacts_typescript.id, contacts_typescript.name, " +</w:t>
+      </w:r>
+    </w:p>
+    <w:p>
+      <w:pPr>
+        <w:pStyle w:val="SourceCode"/>
+      </w:pPr>
+      <w:r>
+        <w:t xml:space="preserve">    "contact_groups_typescript.name AS group_name " +</w:t>
+      </w:r>
+    </w:p>
+    <w:p>
+      <w:pPr>
+        <w:pStyle w:val="SourceCode"/>
+      </w:pPr>
+      <w:r>
+        <w:t xml:space="preserve">    "FROM contacts_typescript " +</w:t>
+      </w:r>
+    </w:p>
+    <w:p>
+      <w:pPr>
+        <w:pStyle w:val="SourceCode"/>
+      </w:pPr>
+      <w:r>
+        <w:t xml:space="preserve">    "LEFT JOIN contact_groups_typescript " +</w:t>
+      </w:r>
+    </w:p>
+    <w:p>
+      <w:pPr>
+        <w:pStyle w:val="SourceCode"/>
+      </w:pPr>
+      <w:r>
+        <w:t xml:space="preserve">    "ON contacts_typescript.group_id = contact_groups_typescript.id " +</w:t>
+      </w:r>
+    </w:p>
+    <w:p>
+      <w:pPr>
+        <w:pStyle w:val="SourceCode"/>
+      </w:pPr>
+      <w:r>
+        <w:t xml:space="preserve">    "ORDER BY contacts_typescript.id";</w:t>
       </w:r>
     </w:p>
     <w:p>
@@ -24526,7 +26819,7 @@
         <w:keepNext/>
       </w:pPr>
       <w:r>
-        <w:t>Run the block from the lesson-4.13 folder, in a terminal that has SPA_DB_PASSWORD. The program adds a group and a contact, so the block runs the Data Reset's file again just before the program: every run then starts from the known state, with no groups and three contacts.</w:t>
+        <w:t>Run the block from the lesson-4.13 folder, in a terminal that has SPA_DB_PASSWORD. The program adds a group and a contact, so the block runs TypeScript's own reset file, reset_contacts_typescript.sql, again just before the program: every run then starts from the known state, with no groups and three contacts in contacts_typescript.</w:t>
       </w:r>
     </w:p>
     <w:p>
@@ -24585,7 +26878,7 @@
         <w:keepNext/>
       </w:pPr>
       <w:r>
-        <w:t xml:space="preserve">    -e "source ./sql/reset_contacts.sql"</w:t>
+        <w:t xml:space="preserve">    -e "source ./sql/reset_contacts_typescript.sql"</w:t>
       </w:r>
     </w:p>
     <w:p>
@@ -24651,7 +26944,7 @@
         <w:keepNext/>
       </w:pPr>
       <w:r>
-        <w:t>mysql -u devuser -h 127.0.0.1 -P 3306 -D spa_contacts &lt; ./sql/reset_contacts.sql</w:t>
+        <w:t>mysql -u devuser -h 127.0.0.1 -P 3306 -D spa_contacts \</w:t>
       </w:r>
     </w:p>
     <w:p>
@@ -24660,6 +26953,15 @@
         <w:keepNext/>
       </w:pPr>
       <w:r>
+        <w:t xml:space="preserve">    &lt; ./sql/reset_contacts_typescript.sql</w:t>
+      </w:r>
+    </w:p>
+    <w:p>
+      <w:pPr>
+        <w:pStyle w:val="CommandBlock"/>
+        <w:keepNext/>
+      </w:pPr>
+      <w:r>
         <w:t>unset MYSQL_PWD</w:t>
       </w:r>
     </w:p>
@@ -24876,7 +27178,7 @@
         <w:pStyle w:val="ListBullet"/>
       </w:pPr>
       <w:r>
-        <w:t>If the program ran without the reset lines above it, after an earlier run, the group Work already exists, and the UNIQUE name refuses a second one with error 1062, Duplicate entry 'Work' for key 'contact_groups.name': Node stops with Error: Duplicate entry 'Work' for key 'contact_groups.name', followed by errno: 1062. Run the whole block again, reset lines included.</w:t>
+        <w:t>If the program ran without the reset lines above it, after an earlier run, the group Work already exists, and the UNIQUE name refuses a second one with error 1062, Duplicate entry 'Work' for key 'contact_groups_typescript.name': Node stops with Error: Duplicate entry 'Work' for key 'contact_groups_typescript.name', followed by errno: 1062. Run the whole block again, reset lines included.</w:t>
       </w:r>
     </w:p>
     <w:p>
@@ -25079,7 +27381,15 @@
         <w:pStyle w:val="SourceCode"/>
       </w:pPr>
       <w:r>
-        <w:t>const INSERT_GROUP: string = "INSERT INTO contact_groups (name) VALUES (?)";</w:t>
+        <w:t>const INSERT_GROUP: string =</w:t>
+      </w:r>
+    </w:p>
+    <w:p>
+      <w:pPr>
+        <w:pStyle w:val="SourceCode"/>
+      </w:pPr>
+      <w:r>
+        <w:t xml:space="preserve">    "INSERT INTO contact_groups_typescript (name) VALUES (?)";</w:t>
       </w:r>
     </w:p>
     <w:p>
@@ -25095,7 +27405,7 @@
         <w:pStyle w:val="SourceCode"/>
       </w:pPr>
       <w:r>
-        <w:t xml:space="preserve">    "INSERT INTO contacts (name, email, phone) VALUES (?, ?, ?)";</w:t>
+        <w:t xml:space="preserve">    "INSERT INTO contacts_typescript (name, email, phone) VALUES (?, ?, ?)";</w:t>
       </w:r>
     </w:p>
     <w:p>
@@ -25116,7 +27426,15 @@
         <w:pStyle w:val="SourceCode"/>
       </w:pPr>
       <w:r>
-        <w:t>const ASSIGN_GROUP: string = "UPDATE contacts SET group_id = ? WHERE id = ?";</w:t>
+        <w:t>const ASSIGN_GROUP: string =</w:t>
+      </w:r>
+    </w:p>
+    <w:p>
+      <w:pPr>
+        <w:pStyle w:val="SourceCode"/>
+      </w:pPr>
+      <w:r>
+        <w:t xml:space="preserve">    "UPDATE contacts_typescript SET group_id = ? WHERE id = ?";</w:t>
       </w:r>
     </w:p>
     <w:p>
@@ -25153,31 +27471,47 @@
         <w:pStyle w:val="SourceCode"/>
       </w:pPr>
       <w:r>
-        <w:t xml:space="preserve">    "SELECT contacts.id, contacts.name, contact_groups.name AS group_name " +</w:t>
-      </w:r>
-    </w:p>
-    <w:p>
-      <w:pPr>
-        <w:pStyle w:val="SourceCode"/>
-      </w:pPr>
-      <w:r>
-        <w:t xml:space="preserve">    "FROM contacts " +</w:t>
-      </w:r>
-    </w:p>
-    <w:p>
-      <w:pPr>
-        <w:pStyle w:val="SourceCode"/>
-      </w:pPr>
-      <w:r>
-        <w:t xml:space="preserve">    "LEFT JOIN contact_groups ON contacts.group_id = contact_groups.id " +</w:t>
-      </w:r>
-    </w:p>
-    <w:p>
-      <w:pPr>
-        <w:pStyle w:val="SourceCode"/>
-      </w:pPr>
-      <w:r>
-        <w:t xml:space="preserve">    "ORDER BY contacts.id";</w:t>
+        <w:t xml:space="preserve">    "SELECT contacts_typescript.id, contacts_typescript.name, " +</w:t>
+      </w:r>
+    </w:p>
+    <w:p>
+      <w:pPr>
+        <w:pStyle w:val="SourceCode"/>
+      </w:pPr>
+      <w:r>
+        <w:t xml:space="preserve">    "contact_groups_typescript.name AS group_name " +</w:t>
+      </w:r>
+    </w:p>
+    <w:p>
+      <w:pPr>
+        <w:pStyle w:val="SourceCode"/>
+      </w:pPr>
+      <w:r>
+        <w:t xml:space="preserve">    "FROM contacts_typescript " +</w:t>
+      </w:r>
+    </w:p>
+    <w:p>
+      <w:pPr>
+        <w:pStyle w:val="SourceCode"/>
+      </w:pPr>
+      <w:r>
+        <w:t xml:space="preserve">    "LEFT JOIN contact_groups_typescript " +</w:t>
+      </w:r>
+    </w:p>
+    <w:p>
+      <w:pPr>
+        <w:pStyle w:val="SourceCode"/>
+      </w:pPr>
+      <w:r>
+        <w:t xml:space="preserve">    "ON contacts_typescript.group_id = contact_groups_typescript.id " +</w:t>
+      </w:r>
+    </w:p>
+    <w:p>
+      <w:pPr>
+        <w:pStyle w:val="SourceCode"/>
+      </w:pPr>
+      <w:r>
+        <w:t xml:space="preserve">    "ORDER BY contacts_typescript.id";</w:t>
       </w:r>
     </w:p>
     <w:p>
@@ -26726,7 +29060,7 @@
         <w:keepNext/>
       </w:pPr>
       <w:r>
-        <w:t xml:space="preserve">    -e "source ./sql/reset_contacts.sql"</w:t>
+        <w:t xml:space="preserve">    -e "source ./sql/reset_contacts_typescript.sql"</w:t>
       </w:r>
     </w:p>
     <w:p>
@@ -26801,7 +29135,7 @@
         <w:keepNext/>
       </w:pPr>
       <w:r>
-        <w:t>mysql -u devuser -h 127.0.0.1 -P 3306 -D spa_contacts &lt; ./sql/reset_contacts.sql</w:t>
+        <w:t>mysql -u devuser -h 127.0.0.1 -P 3306 -D spa_contacts \</w:t>
       </w:r>
     </w:p>
     <w:p>
@@ -26810,6 +29144,15 @@
         <w:keepNext/>
       </w:pPr>
       <w:r>
+        <w:t xml:space="preserve">    &lt; ./sql/reset_contacts_typescript.sql</w:t>
+      </w:r>
+    </w:p>
+    <w:p>
+      <w:pPr>
+        <w:pStyle w:val="CommandBlock"/>
+        <w:keepNext/>
+      </w:pPr>
+      <w:r>
         <w:t>unset MYSQL_PWD</w:t>
       </w:r>
     </w:p>
@@ -27019,7 +29362,7 @@
         <w:pStyle w:val="ListBullet"/>
       </w:pPr>
       <w:r>
-        <w:t>Now run only the program line again, without the reset. The group Work already exists, and its UNIQUE name refuses a second one: the second line becomes Error: Duplicate entry 'Work' for key 'contact_groups.name', the server's error 1062. With no new group there is nothing to put contacts in, so both transactions are skipped; the list still shows the first run's rows, and the exit code is 1. Run the whole block again, reset lines included, to start from the known state.</w:t>
+        <w:t>Now run only the program line again, without the reset. The group Work already exists, and its UNIQUE name refuses a second one: the second line becomes Error: Duplicate entry 'Work' for key 'contact_groups_typescript.name', the server's error 1062. With no new group there is nothing to put contacts in, so both transactions are skipped; the list still shows the first run's rows, and the exit code is 1. Run the whole block again, reset lines included, to start from the known state.</w:t>
       </w:r>
     </w:p>
     <w:p>
@@ -27647,7 +29990,7 @@
         <w:pStyle w:val="ListBullet"/>
       </w:pPr>
       <w:r>
-        <w:t>After a program run, the Table Check below shows both tables from outside the program, through a second connection: one group, Work, and four contacts, with Katherine Johnson holding group_id 1. There is no row with id 5: Margaret Hamilton's rolled-back INSERT left nothing behind but the used number.</w:t>
+        <w:t>After a program run, the Table Check below shows the language's two tables from outside the program, through a second connection: one group, Work, and four contacts, with Katherine Johnson holding group_id 1. There is no row with id 5: Margaret Hamilton's rolled-back INSERT left nothing behind but the used number.</w:t>
       </w:r>
     </w:p>
     <w:p>
@@ -27712,6 +30055,24 @@
         <w:keepNext/>
       </w:pPr>
       <w:r>
+        <w:t>Tables: contacts_c and contact_groups_c for C; contacts_cpp and</w:t>
+      </w:r>
+    </w:p>
+    <w:p>
+      <w:pPr>
+        <w:pStyle w:val="RequiredOutput"/>
+        <w:keepNext/>
+      </w:pPr>
+      <w:r>
+        <w:t xml:space="preserve">  contact_groups_cpp for C++; the same for csharp, go, python, typescript</w:t>
+      </w:r>
+    </w:p>
+    <w:p>
+      <w:pPr>
+        <w:pStyle w:val="RequiredOutput"/>
+        <w:keepNext/>
+      </w:pPr>
+      <w:r>
         <w:t>Known rows: 1 Ada Lovelace, 2 Grace Hopper, 3 Alan Turing; group_id NULL</w:t>
       </w:r>
     </w:p>
@@ -27944,7 +30305,7 @@
     </w:p>
     <w:p>
       <w:r>
-        <w:t>Right after any program's Build and Run block, ask the server about both tables yourself, from the mysql client: a second connection, separate from the program's, which sees only committed data.</w:t>
+        <w:t>Right after any program's Build and Run block, ask the server about that language's two tables yourself, from the mysql client: a second connection, separate from the program's, which sees only committed data. The commands read the C programs' tables, contact_groups_c and contacts_c; put your language's tables in their place, such as contact_groups_go and contacts_go, to check another language's run. Every language's tables show the same rows.</w:t>
       </w:r>
     </w:p>
     <w:p>
@@ -27993,7 +30354,7 @@
         <w:keepNext/>
       </w:pPr>
       <w:r>
-        <w:t xml:space="preserve">    -e "SELECT id, name FROM contact_groups ORDER BY id"</w:t>
+        <w:t xml:space="preserve">    -e "SELECT id, name FROM contact_groups_c ORDER BY id"</w:t>
       </w:r>
     </w:p>
     <w:p>
@@ -28011,7 +30372,7 @@
         <w:keepNext/>
       </w:pPr>
       <w:r>
-        <w:t xml:space="preserve">    -e "SELECT id, name, group_id FROM contacts ORDER BY id"</w:t>
+        <w:t xml:space="preserve">    -e "SELECT id, name, group_id FROM contacts_c ORDER BY id"</w:t>
       </w:r>
     </w:p>
     <w:p>
@@ -28180,7 +30541,7 @@
         <w:keepNext/>
       </w:pPr>
       <w:r>
-        <w:t xml:space="preserve">    -e "SELECT id, name FROM contact_groups ORDER BY id"</w:t>
+        <w:t xml:space="preserve">    -e "SELECT id, name FROM contact_groups_c ORDER BY id"</w:t>
       </w:r>
     </w:p>
     <w:p>
@@ -28198,7 +30559,7 @@
         <w:keepNext/>
       </w:pPr>
       <w:r>
-        <w:t xml:space="preserve">    -e "SELECT id, name, group_id FROM contacts ORDER BY id"</w:t>
+        <w:t xml:space="preserve">    -e "SELECT id, name, group_id FROM contacts_c ORDER BY id"</w:t>
       </w:r>
     </w:p>
     <w:p>
@@ -28427,7 +30788,10 @@
     </w:p>
     <w:p>
       <w:r>
-        <w:t>Then try the failure once, in your own language, and put it back: in the program without the Exercise's change, replace the group id in Katherine Johnson's call with the number 99, a group that does not exist. Run the block. Her INSERT works and prints Inserted contact Katherine Johnson with id 4, but the UPDATE is refused with error 1452, and the program prints one line, the same in every language. Your terminal wraps it, because it is about 190 characters long with Error: included:</w:t>
+        <w:t>Then try the failure once, in your own language, and put it back: in the program without the Exercise's change, replace the group id in Katherine Johnson's call with the number 99, a group that does not exist. Run the block. Her INSERT works and prints Inserted contact Katherine Johnson with id 4, but the UPDATE is refused with error 1452, and the program prints one line, the same in every language except for the table names. Your terminal wraps it, because it is about 190 characters long with Error: includ</w:t>
+      </w:r>
+      <w:r>
+        <w:t>ed. This is the C programs' line; every other language shows its own tables' names, such as contacts_go, contacts_go_ibfk_1, and contact_groups_go, in place of contacts_c, contacts_c_ibfk_1, and contact_groups_c. MySQL named the foreign key itself, from the table's name:</w:t>
       </w:r>
     </w:p>
     <w:p>
@@ -28440,7 +30804,7 @@
         <w:pStyle w:val="ListBullet"/>
       </w:pPr>
       <w:r>
-        <w:t>Error: Cannot add or update a child row: a foreign key constraint fails (`spa_contacts`.`contacts`, CONSTRAINT `contacts_ibfk_1` FOREIGN KEY (`group_id`) REFERENCES `contact_groups` (`id`))</w:t>
+        <w:t>Error: Cannot add or update a child row: a foreign key constraint fails (`spa_contacts`.`contacts_c`, CONSTRAINT `contacts_c_ibfk_1` FOREIGN KEY (`group_id`) REFERENCES `contact_groups_c` (`id`))</w:t>
       </w:r>
     </w:p>
     <w:p>
@@ -28688,10 +31052,13 @@
     </w:p>
     <w:p>
       <w:r>
-        <w:t>Remove a group in one transaction. Lesson 4.11's Challenge removed a group in two steps: clear group_id for its contacts, then delete the group. If the delete failed after the clear, the contacts were already out of the group. Make the two steps one transaction. Write a function that runs both statements, UPDATE contacts SET group_id = NULL WHERE group_id = ? and DELETE FROM contact_groups WHERE id = ?, printing Removed contacts from group followed by the id and the rows matched, then Deleted group followed</w:t>
-      </w:r>
-      <w:r>
-        <w:t xml:space="preserve"> by the id and the rows affected. Then write remove_group (removeGroup, RemoveGroup), which starts a transaction and prints Started transaction, calls that function, commits and prints Committed, and returns 0; when a statement fails, it prints one Error line, rolls back, prints Rolled back, and returns 1. In the Production-Minded program, call remove_group for Work's id inside the else, after Margaret Hamilton's call, and add its 1 or 0 to failures.</w:t>
+        <w:t>Remove a group in one transaction. Lesson 4.11's Challenge removed a group in two steps: clear group_id for its contacts, then delete the group. If the delete failed after the clear, the contacts were already out of the group. Make the two steps one transaction. Write a function that runs both statements, UPDATE contacts_c SET group_id = NULL WHERE group_id = ? and DELETE FROM contact_groups_c WHERE id = ?, with your language's tables in place of contacts_c and contact_groups_c, printing Removed contacts fr</w:t>
+      </w:r>
+      <w:r>
+        <w:t xml:space="preserve">om group followed by the id and the rows matched, then Deleted group followed by the id and the rows affected. Then write remove_group (removeGroup, RemoveGroup), which starts a transaction and prints Started transaction, calls that function, commits and prints Committed, and returns 0; when a statement fails, it prints one Error line, rolls back, prints Rolled back, and returns 1. In the Production-Minded program, call remove_group for Work's id inside the else, after Margaret Hamilton's call, and add its </w:t>
+      </w:r>
+      <w:r>
+        <w:t>1 or 0 to failures.</w:t>
       </w:r>
     </w:p>
     <w:p>
@@ -29511,31 +31878,31 @@
       </w:rPr>
     </w:lvl>
   </w:abstractNum>
-  <w:num w:numId="1" w16cid:durableId="904101665">
+  <w:num w:numId="1" w16cid:durableId="1766537623">
     <w:abstractNumId w:val="8"/>
   </w:num>
-  <w:num w:numId="2" w16cid:durableId="1114980661">
+  <w:num w:numId="2" w16cid:durableId="1632250521">
     <w:abstractNumId w:val="6"/>
   </w:num>
-  <w:num w:numId="3" w16cid:durableId="913516260">
+  <w:num w:numId="3" w16cid:durableId="1180193481">
     <w:abstractNumId w:val="5"/>
   </w:num>
-  <w:num w:numId="4" w16cid:durableId="2101294004">
+  <w:num w:numId="4" w16cid:durableId="711030117">
     <w:abstractNumId w:val="4"/>
   </w:num>
-  <w:num w:numId="5" w16cid:durableId="1033655899">
+  <w:num w:numId="5" w16cid:durableId="390154489">
     <w:abstractNumId w:val="7"/>
   </w:num>
-  <w:num w:numId="6" w16cid:durableId="85153932">
+  <w:num w:numId="6" w16cid:durableId="2079941894">
     <w:abstractNumId w:val="3"/>
   </w:num>
-  <w:num w:numId="7" w16cid:durableId="75518905">
+  <w:num w:numId="7" w16cid:durableId="2130930285">
     <w:abstractNumId w:val="2"/>
   </w:num>
-  <w:num w:numId="8" w16cid:durableId="77409638">
+  <w:num w:numId="8" w16cid:durableId="1681395645">
     <w:abstractNumId w:val="1"/>
   </w:num>
-  <w:num w:numId="9" w16cid:durableId="1129933429">
+  <w:num w:numId="9" w16cid:durableId="478153928">
     <w:abstractNumId w:val="0"/>
   </w:num>
 </w:numbering>
